--- a/docs/studyguides/confidenceintervals.docx
+++ b/docs/studyguides/confidenceintervals.docx
@@ -63,7 +63,7 @@
         </w:rPr>
         <w:t xml:space="preserve"> </w:t>
       </w:r>
-      <w:hyperlink r:id="rId20">
+      <w:hyperlink r:id="rId9">
         <w:r>
           <w:rPr>
             <w:rStyle w:val="Hyperlink"/>
@@ -87,7 +87,7 @@
         </w:rPr>
         <w:t xml:space="preserve"> </w:t>
       </w:r>
-      <w:hyperlink r:id="rId21">
+      <w:hyperlink r:id="rId10">
         <w:r>
           <w:rPr>
             <w:rStyle w:val="Hyperlink"/>
@@ -111,7 +111,7 @@
         </w:rPr>
         <w:t xml:space="preserve"> </w:t>
       </w:r>
-      <w:hyperlink r:id="rId22">
+      <w:hyperlink r:id="rId11">
         <w:r>
           <w:rPr>
             <w:rStyle w:val="Hyperlink"/>
@@ -129,7 +129,7 @@
         <w:t xml:space="preserve">.</w:t>
       </w:r>
     </w:p>
-    <w:bookmarkStart w:id="27" w:name="what-is-a-confidence-interval"/>
+    <w:bookmarkStart w:id="16" w:name="what-is-a-confidence-interval"/>
     <w:p>
       <w:pPr>
         <w:pStyle w:val="Heading1"/>
@@ -146,7 +146,7 @@
         <w:t xml:space="preserve">If you were conducting a study about a population of people and took several different samples of data, the sample means could be different for each sample. This makes estimating a population mean very difficult, as this variability affects your confidence that the sample is a true reflection of the population. A population mean is a fixed, unknown constant, and providing a confident estimate of this quantity that cannot be measured is one of the fundamental goals of statistics.</w:t>
       </w:r>
     </w:p>
-    <w:bookmarkStart w:id="23" w:name="initial-example-and-set-up"/>
+    <w:bookmarkStart w:id="12" w:name="initial-example-and-set-up"/>
     <w:p>
       <w:pPr>
         <w:pStyle w:val="Heading3"/>
@@ -842,28 +842,30 @@
               <w:jc w:val="center"/>
             </w:pPr>
             <m:oMath>
-              <m:d>
-                <m:dPr>
-                  <m:begChr m:val="["/>
-                  <m:sepChr m:val=""/>
-                  <m:endChr m:val="]"/>
-                  <m:grow/>
-                </m:dPr>
-                <m:e>
-                  <m:r>
-                    <m:t>27.6</m:t>
-                  </m:r>
-                  <m:r>
-                    <m:rPr>
-                      <m:sty m:val="p"/>
-                    </m:rPr>
-                    <m:t>,</m:t>
-                  </m:r>
-                  <m:r>
-                    <m:t>28.8</m:t>
-                  </m:r>
-                </m:e>
-              </m:d>
+              <m:r>
+                <m:rPr>
+                  <m:sty m:val="p"/>
+                </m:rPr>
+                <m:t>[</m:t>
+              </m:r>
+              <m:r>
+                <m:t>27.6</m:t>
+              </m:r>
+              <m:r>
+                <m:rPr>
+                  <m:sty m:val="p"/>
+                </m:rPr>
+                <m:t>,</m:t>
+              </m:r>
+              <m:r>
+                <m:t>28.8</m:t>
+              </m:r>
+              <m:r>
+                <m:rPr>
+                  <m:sty m:val="p"/>
+                </m:rPr>
+                <m:t>]</m:t>
+              </m:r>
             </m:oMath>
           </w:p>
         </w:tc>
@@ -875,28 +877,30 @@
               <w:jc w:val="center"/>
             </w:pPr>
             <m:oMath>
-              <m:d>
-                <m:dPr>
-                  <m:begChr m:val="["/>
-                  <m:sepChr m:val=""/>
-                  <m:endChr m:val="]"/>
-                  <m:grow/>
-                </m:dPr>
-                <m:e>
-                  <m:r>
-                    <m:t>29.1</m:t>
-                  </m:r>
-                  <m:r>
-                    <m:rPr>
-                      <m:sty m:val="p"/>
-                    </m:rPr>
-                    <m:t>,</m:t>
-                  </m:r>
-                  <m:r>
-                    <m:t>30.1</m:t>
-                  </m:r>
-                </m:e>
-              </m:d>
+              <m:r>
+                <m:rPr>
+                  <m:sty m:val="p"/>
+                </m:rPr>
+                <m:t>[</m:t>
+              </m:r>
+              <m:r>
+                <m:t>29.1</m:t>
+              </m:r>
+              <m:r>
+                <m:rPr>
+                  <m:sty m:val="p"/>
+                </m:rPr>
+                <m:t>,</m:t>
+              </m:r>
+              <m:r>
+                <m:t>30.1</m:t>
+              </m:r>
+              <m:r>
+                <m:rPr>
+                  <m:sty m:val="p"/>
+                </m:rPr>
+                <m:t>]</m:t>
+              </m:r>
             </m:oMath>
           </w:p>
         </w:tc>
@@ -908,28 +912,30 @@
               <w:jc w:val="center"/>
             </w:pPr>
             <m:oMath>
-              <m:d>
-                <m:dPr>
-                  <m:begChr m:val="["/>
-                  <m:sepChr m:val=""/>
-                  <m:endChr m:val="]"/>
-                  <m:grow/>
-                </m:dPr>
-                <m:e>
-                  <m:r>
-                    <m:t>27.6</m:t>
-                  </m:r>
-                  <m:r>
-                    <m:rPr>
-                      <m:sty m:val="p"/>
-                    </m:rPr>
-                    <m:t>,</m:t>
-                  </m:r>
-                  <m:r>
-                    <m:t>28.2</m:t>
-                  </m:r>
-                </m:e>
-              </m:d>
+              <m:r>
+                <m:rPr>
+                  <m:sty m:val="p"/>
+                </m:rPr>
+                <m:t>[</m:t>
+              </m:r>
+              <m:r>
+                <m:t>27.6</m:t>
+              </m:r>
+              <m:r>
+                <m:rPr>
+                  <m:sty m:val="p"/>
+                </m:rPr>
+                <m:t>,</m:t>
+              </m:r>
+              <m:r>
+                <m:t>28.2</m:t>
+              </m:r>
+              <m:r>
+                <m:rPr>
+                  <m:sty m:val="p"/>
+                </m:rPr>
+                <m:t>]</m:t>
+              </m:r>
             </m:oMath>
           </w:p>
         </w:tc>
@@ -941,28 +947,30 @@
               <w:jc w:val="center"/>
             </w:pPr>
             <m:oMath>
-              <m:d>
-                <m:dPr>
-                  <m:begChr m:val="["/>
-                  <m:sepChr m:val=""/>
-                  <m:endChr m:val="]"/>
-                  <m:grow/>
-                </m:dPr>
-                <m:e>
-                  <m:r>
-                    <m:t>28.3</m:t>
-                  </m:r>
-                  <m:r>
-                    <m:rPr>
-                      <m:sty m:val="p"/>
-                    </m:rPr>
-                    <m:t>,</m:t>
-                  </m:r>
-                  <m:r>
-                    <m:t>29.9</m:t>
-                  </m:r>
-                </m:e>
-              </m:d>
+              <m:r>
+                <m:rPr>
+                  <m:sty m:val="p"/>
+                </m:rPr>
+                <m:t>[</m:t>
+              </m:r>
+              <m:r>
+                <m:t>28.3</m:t>
+              </m:r>
+              <m:r>
+                <m:rPr>
+                  <m:sty m:val="p"/>
+                </m:rPr>
+                <m:t>,</m:t>
+              </m:r>
+              <m:r>
+                <m:t>29.9</m:t>
+              </m:r>
+              <m:r>
+                <m:rPr>
+                  <m:sty m:val="p"/>
+                </m:rPr>
+                <m:t>]</m:t>
+              </m:r>
             </m:oMath>
           </w:p>
         </w:tc>
@@ -974,28 +982,30 @@
               <w:jc w:val="center"/>
             </w:pPr>
             <m:oMath>
-              <m:d>
-                <m:dPr>
-                  <m:begChr m:val="["/>
-                  <m:sepChr m:val=""/>
-                  <m:endChr m:val="]"/>
-                  <m:grow/>
-                </m:dPr>
-                <m:e>
-                  <m:r>
-                    <m:t>28.1</m:t>
-                  </m:r>
-                  <m:r>
-                    <m:rPr>
-                      <m:sty m:val="p"/>
-                    </m:rPr>
-                    <m:t>,</m:t>
-                  </m:r>
-                  <m:r>
-                    <m:t>29.5</m:t>
-                  </m:r>
-                </m:e>
-              </m:d>
+              <m:r>
+                <m:rPr>
+                  <m:sty m:val="p"/>
+                </m:rPr>
+                <m:t>[</m:t>
+              </m:r>
+              <m:r>
+                <m:t>28.1</m:t>
+              </m:r>
+              <m:r>
+                <m:rPr>
+                  <m:sty m:val="p"/>
+                </m:rPr>
+                <m:t>,</m:t>
+              </m:r>
+              <m:r>
+                <m:t>29.5</m:t>
+              </m:r>
+              <m:r>
+                <m:rPr>
+                  <m:sty m:val="p"/>
+                </m:rPr>
+                <m:t>]</m:t>
+              </m:r>
             </m:oMath>
           </w:p>
         </w:tc>
@@ -1072,8 +1082,8 @@
         <w:t xml:space="preserve">.</w:t>
       </w:r>
     </w:p>
-    <w:bookmarkEnd w:id="23"/>
-    <w:bookmarkStart w:id="24" w:name="what-a-confidence-interval-tells-you"/>
+    <w:bookmarkEnd w:id="12"/>
+    <w:bookmarkStart w:id="13" w:name="what-a-confidence-interval-tells-you"/>
     <w:p>
       <w:pPr>
         <w:pStyle w:val="Heading3"/>
@@ -1365,8 +1375,8 @@
         <w:t xml:space="preserve">; see [Guide: Credible intervals] for more.</w:t>
       </w:r>
     </w:p>
-    <w:bookmarkEnd w:id="24"/>
-    <w:bookmarkStart w:id="25" w:name="whats-the-point"/>
+    <w:bookmarkEnd w:id="13"/>
+    <w:bookmarkStart w:id="14" w:name="whats-the-point"/>
     <w:p>
       <w:pPr>
         <w:pStyle w:val="Heading3"/>
@@ -1427,8 +1437,8 @@
         <w:t xml:space="preserve">In sports, confidence intervals can be used by coaches to measure the true performance levels of athletes.</w:t>
       </w:r>
     </w:p>
-    <w:bookmarkEnd w:id="25"/>
-    <w:bookmarkStart w:id="26" w:name="in-this-guide"/>
+    <w:bookmarkEnd w:id="14"/>
+    <w:bookmarkStart w:id="15" w:name="in-this-guide"/>
     <w:p>
       <w:pPr>
         <w:pStyle w:val="Heading3"/>
@@ -1477,9 +1487,9 @@
         <w:t xml:space="preserve">For information on confidence intervals using other distributions see [Guide: More on confidence intervals].</w:t>
       </w:r>
     </w:p>
-    <w:bookmarkEnd w:id="26"/>
-    <w:bookmarkEnd w:id="27"/>
-    <w:bookmarkStart w:id="65" w:name="constructing-confidence-intervals"/>
+    <w:bookmarkEnd w:id="15"/>
+    <w:bookmarkEnd w:id="16"/>
+    <w:bookmarkStart w:id="54" w:name="constructing-confidence-intervals"/>
     <w:p>
       <w:pPr>
         <w:pStyle w:val="Heading1"/>
@@ -1488,7 +1498,7 @@
         <w:t xml:space="preserve">Constructing confidence intervals</w:t>
       </w:r>
     </w:p>
-    <w:bookmarkStart w:id="33" w:name="the-normal-distribution"/>
+    <w:bookmarkStart w:id="22" w:name="the-normal-distribution"/>
     <w:p>
       <w:pPr>
         <w:pStyle w:val="Heading2"/>
@@ -1563,37 +1573,39 @@
         <m:r>
           <m:t>N</m:t>
         </m:r>
-        <m:d>
-          <m:dPr>
-            <m:begChr m:val="("/>
-            <m:sepChr m:val=""/>
-            <m:endChr m:val=")"/>
-            <m:grow/>
-          </m:dPr>
+        <m:r>
+          <m:rPr>
+            <m:sty m:val="p"/>
+          </m:rPr>
+          <m:t>(</m:t>
+        </m:r>
+        <m:r>
+          <m:t>μ</m:t>
+        </m:r>
+        <m:r>
+          <m:rPr>
+            <m:sty m:val="p"/>
+          </m:rPr>
+          <m:t>,</m:t>
+        </m:r>
+        <m:sSup>
           <m:e>
             <m:r>
-              <m:t>μ</m:t>
+              <m:t>σ</m:t>
             </m:r>
+          </m:e>
+          <m:sup>
             <m:r>
-              <m:rPr>
-                <m:sty m:val="p"/>
-              </m:rPr>
-              <m:t>,</m:t>
+              <m:t>2</m:t>
             </m:r>
-            <m:sSup>
-              <m:e>
-                <m:r>
-                  <m:t>σ</m:t>
-                </m:r>
-              </m:e>
-              <m:sup>
-                <m:r>
-                  <m:t>2</m:t>
-                </m:r>
-              </m:sup>
-            </m:sSup>
-          </m:e>
-        </m:d>
+          </m:sup>
+        </m:sSup>
+        <m:r>
+          <m:rPr>
+            <m:sty m:val="p"/>
+          </m:rPr>
+          <m:t>)</m:t>
+        </m:r>
       </m:oMath>
       <w:r>
         <w:t xml:space="preserve">, which depends on two parameters: the</w:t>
@@ -1612,19 +1624,21 @@
         <w:t xml:space="preserve"> </w:t>
       </w:r>
       <m:oMath>
-        <m:d>
-          <m:dPr>
-            <m:begChr m:val="("/>
-            <m:sepChr m:val=""/>
-            <m:endChr m:val=")"/>
-            <m:grow/>
-          </m:dPr>
-          <m:e>
-            <m:r>
-              <m:t>μ</m:t>
-            </m:r>
-          </m:e>
-        </m:d>
+        <m:r>
+          <m:rPr>
+            <m:sty m:val="p"/>
+          </m:rPr>
+          <m:t>(</m:t>
+        </m:r>
+        <m:r>
+          <m:t>μ</m:t>
+        </m:r>
+        <m:r>
+          <m:rPr>
+            <m:sty m:val="p"/>
+          </m:rPr>
+          <m:t>)</m:t>
+        </m:r>
       </m:oMath>
       <w:r>
         <w:t xml:space="preserve"> </w:t>
@@ -1646,19 +1660,21 @@
         <w:t xml:space="preserve"> </w:t>
       </w:r>
       <m:oMath>
-        <m:d>
-          <m:dPr>
-            <m:begChr m:val="("/>
-            <m:sepChr m:val=""/>
-            <m:endChr m:val=")"/>
-            <m:grow/>
-          </m:dPr>
-          <m:e>
-            <m:r>
-              <m:t>σ</m:t>
-            </m:r>
-          </m:e>
-        </m:d>
+        <m:r>
+          <m:rPr>
+            <m:sty m:val="p"/>
+          </m:rPr>
+          <m:t>(</m:t>
+        </m:r>
+        <m:r>
+          <m:t>σ</m:t>
+        </m:r>
+        <m:r>
+          <m:rPr>
+            <m:sty m:val="p"/>
+          </m:rPr>
+          <m:t>)</m:t>
+        </m:r>
       </m:oMath>
       <w:r>
         <w:t xml:space="preserve">. In situations where</w:t>
@@ -1750,7 +1766,7 @@
       <w:r>
         <w:t xml:space="preserve"> </w:t>
       </w:r>
-      <w:hyperlink r:id="rId22">
+      <w:hyperlink r:id="rId11">
         <w:r>
           <w:rPr>
             <w:rStyle w:val="Hyperlink"/>
@@ -1764,7 +1780,7 @@
       <w:r>
         <w:t xml:space="preserve"> </w:t>
       </w:r>
-      <w:hyperlink r:id="rId28">
+      <w:hyperlink r:id="rId17">
         <w:r>
           <w:rPr>
             <w:rStyle w:val="Hyperlink"/>
@@ -1817,18 +1833,18 @@
                 <wp:inline>
                   <wp:extent cx="152400" cy="152400"/>
                   <wp:effectExtent b="0" l="0" r="0" t="0"/>
-                  <wp:docPr descr="" title="" id="30" name="Picture"/>
+                  <wp:docPr descr="" title="" id="19" name="Picture"/>
                   <a:graphic>
                     <a:graphicData uri="http://schemas.openxmlformats.org/drawingml/2006/picture">
                       <pic:pic>
                         <pic:nvPicPr>
-                          <pic:cNvPr descr="/Applications/quarto/share/formats/docx/note.png" id="31" name="Picture"/>
+                          <pic:cNvPr descr="/Applications/quarto/share/formats/docx/note.png" id="20" name="Picture"/>
                           <pic:cNvPicPr>
                             <a:picLocks noChangeArrowheads="1" noChangeAspect="1"/>
                           </pic:cNvPicPr>
                         </pic:nvPicPr>
                         <pic:blipFill>
-                          <a:blip r:embed="rId29"/>
+                          <a:blip r:embed="rId18"/>
                           <a:stretch>
                             <a:fillRect/>
                           </a:stretch>
@@ -1951,37 +1967,39 @@
                 <m:r>
                   <m:t>N</m:t>
                 </m:r>
-                <m:d>
-                  <m:dPr>
-                    <m:begChr m:val="("/>
-                    <m:sepChr m:val=""/>
-                    <m:endChr m:val=")"/>
-                    <m:grow/>
-                  </m:dPr>
+                <m:r>
+                  <m:rPr>
+                    <m:sty m:val="p"/>
+                  </m:rPr>
+                  <m:t>(</m:t>
+                </m:r>
+                <m:r>
+                  <m:t>μ</m:t>
+                </m:r>
+                <m:r>
+                  <m:rPr>
+                    <m:sty m:val="p"/>
+                  </m:rPr>
+                  <m:t>,</m:t>
+                </m:r>
+                <m:sSup>
                   <m:e>
                     <m:r>
-                      <m:t>μ</m:t>
+                      <m:t>σ</m:t>
                     </m:r>
+                  </m:e>
+                  <m:sup>
                     <m:r>
-                      <m:rPr>
-                        <m:sty m:val="p"/>
-                      </m:rPr>
-                      <m:t>,</m:t>
+                      <m:t>2</m:t>
                     </m:r>
-                    <m:sSup>
-                      <m:e>
-                        <m:r>
-                          <m:t>σ</m:t>
-                        </m:r>
-                      </m:e>
-                      <m:sup>
-                        <m:r>
-                          <m:t>2</m:t>
-                        </m:r>
-                      </m:sup>
-                    </m:sSup>
-                  </m:e>
-                </m:d>
+                  </m:sup>
+                </m:sSup>
+                <m:r>
+                  <m:rPr>
+                    <m:sty m:val="p"/>
+                  </m:rPr>
+                  <m:t>)</m:t>
+                </m:r>
               </m:oMath>
             </m:oMathPara>
           </w:p>
@@ -2095,37 +2113,39 @@
         <m:r>
           <m:t>N</m:t>
         </m:r>
-        <m:d>
-          <m:dPr>
-            <m:begChr m:val="("/>
-            <m:sepChr m:val=""/>
-            <m:endChr m:val=")"/>
-            <m:grow/>
-          </m:dPr>
+        <m:r>
+          <m:rPr>
+            <m:sty m:val="p"/>
+          </m:rPr>
+          <m:t>(</m:t>
+        </m:r>
+        <m:r>
+          <m:t>μ</m:t>
+        </m:r>
+        <m:r>
+          <m:rPr>
+            <m:sty m:val="p"/>
+          </m:rPr>
+          <m:t>,</m:t>
+        </m:r>
+        <m:sSup>
           <m:e>
             <m:r>
-              <m:t>μ</m:t>
+              <m:t>σ</m:t>
             </m:r>
+          </m:e>
+          <m:sup>
             <m:r>
-              <m:rPr>
-                <m:sty m:val="p"/>
-              </m:rPr>
-              <m:t>,</m:t>
+              <m:t>2</m:t>
             </m:r>
-            <m:sSup>
-              <m:e>
-                <m:r>
-                  <m:t>σ</m:t>
-                </m:r>
-              </m:e>
-              <m:sup>
-                <m:r>
-                  <m:t>2</m:t>
-                </m:r>
-              </m:sup>
-            </m:sSup>
-          </m:e>
-        </m:d>
+          </m:sup>
+        </m:sSup>
+        <m:r>
+          <m:rPr>
+            <m:sty m:val="p"/>
+          </m:rPr>
+          <m:t>)</m:t>
+        </m:r>
       </m:oMath>
       <w:r>
         <w:t xml:space="preserve"> </w:t>
@@ -2136,7 +2156,7 @@
       <w:r>
         <w:t xml:space="preserve"> </w:t>
       </w:r>
-      <w:hyperlink r:id="rId32">
+      <w:hyperlink r:id="rId21">
         <w:r>
           <w:rPr>
             <w:rStyle w:val="Hyperlink"/>
@@ -2148,8 +2168,8 @@
         <w:t xml:space="preserve">.</w:t>
       </w:r>
     </w:p>
-    <w:bookmarkEnd w:id="33"/>
-    <w:bookmarkStart w:id="34" w:name="tails"/>
+    <w:bookmarkEnd w:id="22"/>
+    <w:bookmarkStart w:id="23" w:name="tails"/>
     <w:p>
       <w:pPr>
         <w:pStyle w:val="Heading2"/>
@@ -2538,8 +2558,8 @@
         <w:t xml:space="preserve">two-tailed test.</w:t>
       </w:r>
     </w:p>
-    <w:bookmarkEnd w:id="34"/>
-    <w:bookmarkStart w:id="40" w:name="confidence-level"/>
+    <w:bookmarkEnd w:id="23"/>
+    <w:bookmarkStart w:id="29" w:name="confidence-level"/>
     <w:p>
       <w:pPr>
         <w:pStyle w:val="Heading2"/>
@@ -2589,18 +2609,18 @@
                 <wp:inline>
                   <wp:extent cx="152400" cy="152400"/>
                   <wp:effectExtent b="0" l="0" r="0" t="0"/>
-                  <wp:docPr descr="" title="" id="35" name="Picture"/>
+                  <wp:docPr descr="" title="" id="24" name="Picture"/>
                   <a:graphic>
                     <a:graphicData uri="http://schemas.openxmlformats.org/drawingml/2006/picture">
                       <pic:pic>
                         <pic:nvPicPr>
-                          <pic:cNvPr descr="/Applications/quarto/share/formats/docx/note.png" id="36" name="Picture"/>
+                          <pic:cNvPr descr="/Applications/quarto/share/formats/docx/note.png" id="25" name="Picture"/>
                           <pic:cNvPicPr>
                             <a:picLocks noChangeArrowheads="1" noChangeAspect="1"/>
                           </pic:cNvPicPr>
                         </pic:nvPicPr>
                         <pic:blipFill>
-                          <a:blip r:embed="rId29"/>
+                          <a:blip r:embed="rId18"/>
                           <a:stretch>
                             <a:fillRect/>
                           </a:stretch>
@@ -2802,12 +2822,1553 @@
                 <wp:inline>
                   <wp:extent cx="152400" cy="152400"/>
                   <wp:effectExtent b="0" l="0" r="0" t="0"/>
+                  <wp:docPr descr="" title="" id="27" name="Picture"/>
+                  <a:graphic>
+                    <a:graphicData uri="http://schemas.openxmlformats.org/drawingml/2006/picture">
+                      <pic:pic>
+                        <pic:nvPicPr>
+                          <pic:cNvPr descr="/Applications/quarto/share/formats/docx/important.png" id="28" name="Picture"/>
+                          <pic:cNvPicPr>
+                            <a:picLocks noChangeArrowheads="1" noChangeAspect="1"/>
+                          </pic:cNvPicPr>
+                        </pic:nvPicPr>
+                        <pic:blipFill>
+                          <a:blip r:embed="rId26"/>
+                          <a:stretch>
+                            <a:fillRect/>
+                          </a:stretch>
+                        </pic:blipFill>
+                        <pic:spPr bwMode="auto">
+                          <a:xfrm>
+                            <a:off x="0" y="0"/>
+                            <a:ext cx="152400" cy="152400"/>
+                          </a:xfrm>
+                          <a:prstGeom prst="rect">
+                            <a:avLst/>
+                          </a:prstGeom>
+                          <a:noFill/>
+                          <a:ln w="9525">
+                            <a:noFill/>
+                            <a:headEnd/>
+                            <a:tailEnd/>
+                          </a:ln>
+                        </pic:spPr>
+                      </pic:pic>
+                    </a:graphicData>
+                  </a:graphic>
+                </wp:inline>
+              </w:drawing>
+            </w:r>
+            <w:r>
+              <w:t xml:space="preserve"> </w:t>
+            </w:r>
+            <w:r>
+              <w:t xml:space="preserve"> </w:t>
+            </w:r>
+            <m:oMath>
+              <m:r>
+                <m:t>α</m:t>
+              </m:r>
+            </m:oMath>
+            <w:r>
+              <w:t xml:space="preserve"> </w:t>
+            </w:r>
+            <w:r>
+              <w:t xml:space="preserve">is</w:t>
+            </w:r>
+            <w:r>
+              <w:t xml:space="preserve"> </w:t>
+            </w:r>
+            <m:oMath>
+              <m:r>
+                <m:t>1</m:t>
+              </m:r>
+            </m:oMath>
+            <w:r>
+              <w:t xml:space="preserve"> </w:t>
+            </w:r>
+            <w:r>
+              <w:t xml:space="preserve">minus the CL</w:t>
+            </w:r>
+          </w:p>
+        </w:tc>
+      </w:tr>
+      <w:tr>
+        <w:trPr>
+          <w:cantSplit/>
+        </w:trPr>
+        <w:tc>
+          <w:tcPr>
+            <w:tcMar>
+              <w:top w:w="108" w:type="dxa"/>
+              <w:bottom w:w="108" w:type="dxa"/>
+            </w:tcMar>
+          </w:tcPr>
+          <w:p>
+            <w:pPr>
+              <w:pStyle w:val="BodyText"/>
+            </w:pPr>
+            <w:pPr>
+              <w:spacing w:before="16" w:after="16"/>
+            </w:pPr>
+            <m:oMath>
+              <m:r>
+                <m:t>1</m:t>
+              </m:r>
+              <m:r>
+                <m:rPr>
+                  <m:sty m:val="p"/>
+                </m:rPr>
+                <m:t>−</m:t>
+              </m:r>
+              <m:r>
+                <m:t>α</m:t>
+              </m:r>
+            </m:oMath>
+            <w:r>
+              <w:t xml:space="preserve"> </w:t>
+            </w:r>
+            <w:r>
+              <w:t xml:space="preserve">is the confidence level. So you only need</w:t>
+            </w:r>
+            <w:r>
+              <w:t xml:space="preserve"> </w:t>
+            </w:r>
+            <w:r>
+              <w:rPr>
+                <w:b/>
+                <w:bCs/>
+              </w:rPr>
+              <w:t xml:space="preserve">one</w:t>
+            </w:r>
+            <w:r>
+              <w:t xml:space="preserve"> </w:t>
+            </w:r>
+            <w:r>
+              <w:t xml:space="preserve">of either</w:t>
+            </w:r>
+            <w:r>
+              <w:t xml:space="preserve"> </w:t>
+            </w:r>
+            <m:oMath>
+              <m:r>
+                <m:t>α</m:t>
+              </m:r>
+            </m:oMath>
+            <w:r>
+              <w:t xml:space="preserve"> </w:t>
+            </w:r>
+            <w:r>
+              <w:t xml:space="preserve">or the confidence level in order to generate a confidence interval.</w:t>
+            </w:r>
+          </w:p>
+          <w:p/>
+        </w:tc>
+      </w:tr>
+    </w:tbl>
+    <w:bookmarkEnd w:id="29"/>
+    <w:bookmarkStart w:id="34" w:name="z-value"/>
+    <w:p>
+      <w:pPr>
+        <w:pStyle w:val="Heading2"/>
+      </w:pPr>
+      <m:oMath>
+        <m:r>
+          <m:t>Z</m:t>
+        </m:r>
+      </m:oMath>
+      <w:r>
+        <w:t xml:space="preserve"> </w:t>
+      </w:r>
+      <w:r>
+        <w:t xml:space="preserve">value</w:t>
+      </w:r>
+    </w:p>
+    <w:p>
+      <w:pPr>
+        <w:pStyle w:val="FirstParagraph"/>
+      </w:pPr>
+      <w:r>
+        <w:t xml:space="preserve">The value of</w:t>
+      </w:r>
+      <w:r>
+        <w:t xml:space="preserve"> </w:t>
+      </w:r>
+      <m:oMath>
+        <m:r>
+          <m:t>α</m:t>
+        </m:r>
+      </m:oMath>
+      <w:r>
+        <w:t xml:space="preserve"> </w:t>
+      </w:r>
+      <w:r>
+        <w:t xml:space="preserve">(and/or the CL) is decided before constructing the confidence interval. Every value of</w:t>
+      </w:r>
+      <w:r>
+        <w:t xml:space="preserve"> </w:t>
+      </w:r>
+      <m:oMath>
+        <m:r>
+          <m:t>α</m:t>
+        </m:r>
+      </m:oMath>
+      <w:r>
+        <w:t xml:space="preserve"> </w:t>
+      </w:r>
+      <w:r>
+        <w:t xml:space="preserve">gives scores on the</w:t>
+      </w:r>
+      <w:r>
+        <w:t xml:space="preserve"> </w:t>
+      </w:r>
+      <m:oMath>
+        <m:r>
+          <m:t>x</m:t>
+        </m:r>
+      </m:oMath>
+      <w:r>
+        <w:t xml:space="preserve"> </w:t>
+      </w:r>
+      <w:r>
+        <w:t xml:space="preserve">axis which leaves that much</w:t>
+      </w:r>
+      <w:r>
+        <w:t xml:space="preserve"> </w:t>
+      </w:r>
+      <m:oMath>
+        <m:r>
+          <m:t>α</m:t>
+        </m:r>
+        <m:r>
+          <m:rPr>
+            <m:sty m:val="p"/>
+          </m:rPr>
+          <m:t>/</m:t>
+        </m:r>
+        <m:r>
+          <m:t>2</m:t>
+        </m:r>
+      </m:oMath>
+      <w:r>
+        <w:t xml:space="preserve"> </w:t>
+      </w:r>
+      <w:r>
+        <w:t xml:space="preserve">in each tail. Because of the symmetry of the normal distribution, these scores are plus and minus each other. This is called the</w:t>
+      </w:r>
+      <w:r>
+        <w:t xml:space="preserve"> </w:t>
+      </w:r>
+      <m:oMath>
+        <m:r>
+          <m:t>Z</m:t>
+        </m:r>
+      </m:oMath>
+      <w:r>
+        <w:t xml:space="preserve">-value.</w:t>
+      </w:r>
+    </w:p>
+    <w:tbl>
+      <w:tblPr>
+        <w:tblStyle w:val="Table"/>
+        <w:tblLook w:firstRow="0" w:lastRow="0" w:firstColumn="0" w:lastColumn="0" w:noHBand="0" w:noVBand="0" w:val="0000"/>
+        <w:tblBorders>
+          <w:top w:val="single" w:sz="4" w:space="0" w:color="0758E5"/>
+          <w:left w:val="single" w:sz="24" w:space="0" w:color="0758E5"/>
+          <w:bottom w:val="single" w:sz="4" w:space="0" w:color="0758E5"/>
+          <w:right w:val="single" w:sz="4" w:space="0" w:color="0758E5"/>
+        </w:tblBorders>
+        <w:tblCellMar>
+          <w:left w:w="144" w:type="dxa"/>
+          <w:right w:w="144" w:type="dxa"/>
+        </w:tblCellMar>
+        <w:tblLook w:firstRow="0" w:lastRow="0" w:firstColumn="0" w:lastColumn="0" w:noHBand="0" w:noVBand="0" w:val="0000"/>
+      </w:tblPr>
+      <w:tr>
+        <w:trPr>
+          <w:cantSplit/>
+        </w:trPr>
+        <w:tc>
+          <w:tcPr>
+            <w:shd w:color="auto" w:fill="dae6fb" w:val="clear"/>
+            <w:tcMar>
+              <w:top w:w="92" w:type="dxa"/>
+              <w:bottom w:w="92" w:type="dxa"/>
+            </w:tcMar>
+          </w:tcPr>
+          <w:p>
+            <w:pPr>
+              <w:pStyle w:val="BodyText"/>
+            </w:pPr>
+            <w:pPr>
+              <w:spacing w:before="0" w:after="0"/>
+              <w:textAlignment w:val="center"/>
+            </w:pPr>
+            <w:r>
+              <w:drawing>
+                <wp:inline>
+                  <wp:extent cx="152400" cy="152400"/>
+                  <wp:effectExtent b="0" l="0" r="0" t="0"/>
+                  <wp:docPr descr="" title="" id="30" name="Picture"/>
+                  <a:graphic>
+                    <a:graphicData uri="http://schemas.openxmlformats.org/drawingml/2006/picture">
+                      <pic:pic>
+                        <pic:nvPicPr>
+                          <pic:cNvPr descr="/Applications/quarto/share/formats/docx/note.png" id="31" name="Picture"/>
+                          <pic:cNvPicPr>
+                            <a:picLocks noChangeArrowheads="1" noChangeAspect="1"/>
+                          </pic:cNvPicPr>
+                        </pic:nvPicPr>
+                        <pic:blipFill>
+                          <a:blip r:embed="rId18"/>
+                          <a:stretch>
+                            <a:fillRect/>
+                          </a:stretch>
+                        </pic:blipFill>
+                        <pic:spPr bwMode="auto">
+                          <a:xfrm>
+                            <a:off x="0" y="0"/>
+                            <a:ext cx="152400" cy="152400"/>
+                          </a:xfrm>
+                          <a:prstGeom prst="rect">
+                            <a:avLst/>
+                          </a:prstGeom>
+                          <a:noFill/>
+                          <a:ln w="9525">
+                            <a:noFill/>
+                            <a:headEnd/>
+                            <a:tailEnd/>
+                          </a:ln>
+                        </pic:spPr>
+                      </pic:pic>
+                    </a:graphicData>
+                  </a:graphic>
+                </wp:inline>
+              </w:drawing>
+            </w:r>
+            <w:r>
+              <w:t xml:space="preserve"> </w:t>
+            </w:r>
+            <w:r>
+              <w:t xml:space="preserve"> </w:t>
+            </w:r>
+            <w:r>
+              <w:t xml:space="preserve">Definition of the</w:t>
+            </w:r>
+            <w:r>
+              <w:t xml:space="preserve"> </w:t>
+            </w:r>
+            <m:oMath>
+              <m:r>
+                <m:t>Z</m:t>
+              </m:r>
+            </m:oMath>
+            <w:r>
+              <w:t xml:space="preserve"> </w:t>
+            </w:r>
+            <w:r>
+              <w:t xml:space="preserve">value using the normal distribution</w:t>
+            </w:r>
+          </w:p>
+        </w:tc>
+      </w:tr>
+      <w:tr>
+        <w:trPr>
+          <w:cantSplit/>
+        </w:trPr>
+        <w:tc>
+          <w:tcPr>
+            <w:tcMar>
+              <w:top w:w="108" w:type="dxa"/>
+              <w:bottom w:w="108" w:type="dxa"/>
+            </w:tcMar>
+          </w:tcPr>
+          <w:p>
+            <w:pPr>
+              <w:pStyle w:val="BodyText"/>
+            </w:pPr>
+            <w:pPr>
+              <w:spacing w:before="16"/>
+            </w:pPr>
+            <w:r>
+              <w:t xml:space="preserve">Using the normal distribution, a</w:t>
+            </w:r>
+            <w:r>
+              <w:t xml:space="preserve"> </w:t>
+            </w:r>
+            <m:oMath>
+              <m:r>
+                <m:t>Z</m:t>
+              </m:r>
+            </m:oMath>
+            <w:r>
+              <w:t xml:space="preserve">-</w:t>
+            </w:r>
+            <w:r>
+              <w:rPr>
+                <w:b/>
+                <w:bCs/>
+              </w:rPr>
+              <w:t xml:space="preserve">value</w:t>
+            </w:r>
+            <w:r>
+              <w:t xml:space="preserve"> </w:t>
+            </w:r>
+            <w:r>
+              <w:t xml:space="preserve">(sometimes called</w:t>
+            </w:r>
+            <w:r>
+              <w:t xml:space="preserve"> </w:t>
+            </w:r>
+            <m:oMath>
+              <m:r>
+                <m:t>Z</m:t>
+              </m:r>
+            </m:oMath>
+            <w:r>
+              <w:t xml:space="preserve">-</w:t>
+            </w:r>
+            <w:r>
+              <w:rPr>
+                <w:b/>
+                <w:bCs/>
+              </w:rPr>
+              <w:t xml:space="preserve">score</w:t>
+            </w:r>
+            <w:r>
+              <w:t xml:space="preserve"> </w:t>
+            </w:r>
+            <w:r>
+              <w:t xml:space="preserve">or</w:t>
+            </w:r>
+            <w:r>
+              <w:t xml:space="preserve"> </w:t>
+            </w:r>
+            <w:r>
+              <w:rPr>
+                <w:b/>
+                <w:bCs/>
+              </w:rPr>
+              <w:t xml:space="preserve">standard score</w:t>
+            </w:r>
+            <w:r>
+              <w:t xml:space="preserve">) is a known test statistic. It shows how many standard deviations above or below the mean an observed data point is.</w:t>
+            </w:r>
+          </w:p>
+          <w:p>
+            <w:pPr>
+              <w:pStyle w:val="BodyText"/>
+            </w:pPr>
+            <w:pPr>
+              <w:spacing w:after="16"/>
+            </w:pPr>
+            <w:r>
+              <w:t xml:space="preserve">For the purposes of constructing confidence intervals, the</w:t>
+            </w:r>
+            <w:r>
+              <w:t xml:space="preserve"> </w:t>
+            </w:r>
+            <m:oMath>
+              <m:r>
+                <m:t>Z</m:t>
+              </m:r>
+            </m:oMath>
+            <w:r>
+              <w:t xml:space="preserve">-value is written as</w:t>
+            </w:r>
+            <w:r>
+              <w:t xml:space="preserve"> </w:t>
+            </w:r>
+            <m:oMath>
+              <m:sSub>
+                <m:e>
+                  <m:r>
+                    <m:t>Z</m:t>
+                  </m:r>
+                </m:e>
+                <m:sub>
+                  <m:r>
+                    <m:t>α</m:t>
+                  </m:r>
+                  <m:r>
+                    <m:rPr>
+                      <m:sty m:val="p"/>
+                    </m:rPr>
+                    <m:t>/</m:t>
+                  </m:r>
+                  <m:r>
+                    <m:t>2</m:t>
+                  </m:r>
+                </m:sub>
+              </m:sSub>
+            </m:oMath>
+            <w:r>
+              <w:t xml:space="preserve">. To work out</w:t>
+            </w:r>
+            <w:r>
+              <w:t xml:space="preserve"> </w:t>
+            </w:r>
+            <m:oMath>
+              <m:sSub>
+                <m:e>
+                  <m:r>
+                    <m:t>Z</m:t>
+                  </m:r>
+                </m:e>
+                <m:sub>
+                  <m:r>
+                    <m:t>α</m:t>
+                  </m:r>
+                  <m:r>
+                    <m:rPr>
+                      <m:sty m:val="p"/>
+                    </m:rPr>
+                    <m:t>/</m:t>
+                  </m:r>
+                  <m:r>
+                    <m:t>2</m:t>
+                  </m:r>
+                </m:sub>
+              </m:sSub>
+            </m:oMath>
+            <w:r>
+              <w:t xml:space="preserve">, you need to specify the</w:t>
+            </w:r>
+            <w:r>
+              <w:t xml:space="preserve"> </w:t>
+            </w:r>
+            <m:oMath>
+              <m:r>
+                <m:t>α</m:t>
+              </m:r>
+            </m:oMath>
+            <w:r>
+              <w:t xml:space="preserve"> </w:t>
+            </w:r>
+            <w:r>
+              <w:t xml:space="preserve">(and/ or CL) value. You can then use the calculator below to find out</w:t>
+            </w:r>
+            <w:r>
+              <w:t xml:space="preserve"> </w:t>
+            </w:r>
+            <m:oMath>
+              <m:sSub>
+                <m:e>
+                  <m:r>
+                    <m:t>Z</m:t>
+                  </m:r>
+                </m:e>
+                <m:sub>
+                  <m:r>
+                    <m:t>α</m:t>
+                  </m:r>
+                  <m:r>
+                    <m:rPr>
+                      <m:sty m:val="p"/>
+                    </m:rPr>
+                    <m:t>/</m:t>
+                  </m:r>
+                  <m:r>
+                    <m:t>2</m:t>
+                  </m:r>
+                </m:sub>
+              </m:sSub>
+            </m:oMath>
+            <w:r>
+              <w:t xml:space="preserve">.</w:t>
+            </w:r>
+          </w:p>
+          <w:p/>
+        </w:tc>
+      </w:tr>
+    </w:tbl>
+    <w:p>
+      <w:pPr>
+        <w:pStyle w:val="BodyText"/>
+      </w:pPr>
+      <w:r>
+        <w:t xml:space="preserve"> </w:t>
+      </w:r>
+    </w:p>
+    <w:tbl>
+      <w:tblPr>
+        <w:tblStyle w:val="Table"/>
+        <w:tblInd w:w="164" w:type="dxa"/>
+        <w:tblBorders>
+          <w:left w:val="single" w:sz="24" w:space="0" w:color="0758E5"/>
+        </w:tblBorders>
+        <w:tblCellMar>
+          <w:left w:w="0" w:type="dxa"/>
+          <w:right w:w="0" w:type="dxa"/>
+        </w:tblCellMar>
+        <w:tblLook w:firstRow="0" w:lastRow="0" w:firstColumn="0" w:lastColumn="0" w:noHBand="0" w:noVBand="0" w:val="0000"/>
+      </w:tblPr>
+      <w:tblGrid>
+        <w:gridCol w:w="7920"/>
+      </w:tblGrid>
+      <w:tr>
+        <w:trPr>
+          <w:cantSplit/>
+        </w:trPr>
+        <w:tc>
+          <w:tcPr>
+            <w:tcMar>
+              <w:left w:w="144" w:type="dxa"/>
+              <w:right w:w="144" w:type="dxa"/>
+            </w:tcMar>
+          </w:tcPr>
+          <w:p>
+            <w:pPr>
+              <w:pStyle w:val="BodyText"/>
+            </w:pPr>
+            <w:pPr>
+              <w:spacing w:before="0" w:after="8"/>
+              <w:jc w:val="center"/>
+            </w:pPr>
+            <w:r>
+              <w:drawing>
+                <wp:inline>
+                  <wp:extent cx="152400" cy="152400"/>
+                  <wp:effectExtent b="0" l="0" r="0" t="0"/>
+                  <wp:docPr descr="" title="" id="32" name="Picture"/>
+                  <a:graphic>
+                    <a:graphicData uri="http://schemas.openxmlformats.org/drawingml/2006/picture">
+                      <pic:pic>
+                        <pic:nvPicPr>
+                          <pic:cNvPr descr="/Applications/quarto/share/formats/docx/note.png" id="33" name="Picture"/>
+                          <pic:cNvPicPr>
+                            <a:picLocks noChangeArrowheads="1" noChangeAspect="1"/>
+                          </pic:cNvPicPr>
+                        </pic:nvPicPr>
+                        <pic:blipFill>
+                          <a:blip r:embed="rId18"/>
+                          <a:stretch>
+                            <a:fillRect/>
+                          </a:stretch>
+                        </pic:blipFill>
+                        <pic:spPr bwMode="auto">
+                          <a:xfrm>
+                            <a:off x="0" y="0"/>
+                            <a:ext cx="152400" cy="152400"/>
+                          </a:xfrm>
+                          <a:prstGeom prst="rect">
+                            <a:avLst/>
+                          </a:prstGeom>
+                          <a:noFill/>
+                          <a:ln w="9525">
+                            <a:noFill/>
+                            <a:headEnd/>
+                            <a:tailEnd/>
+                          </a:ln>
+                        </pic:spPr>
+                      </pic:pic>
+                    </a:graphicData>
+                  </a:graphic>
+                </wp:inline>
+              </w:drawing>
+            </w:r>
+          </w:p>
+        </w:tc>
+        <w:tc>
+          <w:p>
+            <w:pPr>
+              <w:pStyle w:val="BodyText"/>
+            </w:pPr>
+            <w:pPr>
+              <w:spacing w:before="16" w:after="64"/>
+            </w:pPr>
+            <w:r>
+              <w:rPr>
+                <w:b/>
+                <w:bCs/>
+              </w:rPr>
+              <w:t xml:space="preserve">Example 1</w:t>
+            </w:r>
+          </w:p>
+          <w:p>
+            <w:pPr>
+              <w:pStyle w:val="BodyText"/>
+            </w:pPr>
+            <w:pPr>
+              <w:spacing w:before="16" w:after="16"/>
+            </w:pPr>
+            <w:r>
+              <w:t xml:space="preserve">Use the</w:t>
+            </w:r>
+            <w:r>
+              <w:t xml:space="preserve"> </w:t>
+            </w:r>
+            <m:oMath>
+              <m:r>
+                <m:t>Z</m:t>
+              </m:r>
+            </m:oMath>
+            <w:r>
+              <w:t xml:space="preserve">-value calculator below to find the</w:t>
+            </w:r>
+            <w:r>
+              <w:t xml:space="preserve"> </w:t>
+            </w:r>
+            <m:oMath>
+              <m:r>
+                <m:t>Z</m:t>
+              </m:r>
+            </m:oMath>
+            <w:r>
+              <w:t xml:space="preserve"> </w:t>
+            </w:r>
+            <w:r>
+              <w:t xml:space="preserve">values for</w:t>
+            </w:r>
+            <w:r>
+              <w:t xml:space="preserve"> </w:t>
+            </w:r>
+            <m:oMath>
+              <m:r>
+                <m:t>α</m:t>
+              </m:r>
+              <m:r>
+                <m:rPr>
+                  <m:sty m:val="p"/>
+                </m:rPr>
+                <m:t>=</m:t>
+              </m:r>
+              <m:r>
+                <m:t>0.1</m:t>
+              </m:r>
+            </m:oMath>
+            <w:r>
+              <w:t xml:space="preserve">,</w:t>
+            </w:r>
+            <w:r>
+              <w:t xml:space="preserve"> </w:t>
+            </w:r>
+            <m:oMath>
+              <m:r>
+                <m:t>α</m:t>
+              </m:r>
+              <m:r>
+                <m:rPr>
+                  <m:sty m:val="p"/>
+                </m:rPr>
+                <m:t>=</m:t>
+              </m:r>
+              <m:r>
+                <m:t>0.05</m:t>
+              </m:r>
+            </m:oMath>
+            <w:r>
+              <w:t xml:space="preserve">, and</w:t>
+            </w:r>
+            <w:r>
+              <w:t xml:space="preserve"> </w:t>
+            </w:r>
+            <m:oMath>
+              <m:r>
+                <m:t>α</m:t>
+              </m:r>
+              <m:r>
+                <m:rPr>
+                  <m:sty m:val="p"/>
+                </m:rPr>
+                <m:t>=</m:t>
+              </m:r>
+              <m:r>
+                <m:t>0.01</m:t>
+              </m:r>
+            </m:oMath>
+            <w:r>
+              <w:t xml:space="preserve">. These values have been chosen as these are the most commonly used alpha values in statistics, with</w:t>
+            </w:r>
+            <w:r>
+              <w:t xml:space="preserve"> </w:t>
+            </w:r>
+            <m:oMath>
+              <m:r>
+                <m:t>α</m:t>
+              </m:r>
+              <m:r>
+                <m:rPr>
+                  <m:sty m:val="p"/>
+                </m:rPr>
+                <m:t>=</m:t>
+              </m:r>
+              <m:r>
+                <m:t>0.05</m:t>
+              </m:r>
+            </m:oMath>
+            <w:r>
+              <w:t xml:space="preserve"> </w:t>
+            </w:r>
+            <w:r>
+              <w:t xml:space="preserve">in particular giving</w:t>
+            </w:r>
+            <w:r>
+              <w:t xml:space="preserve"> </w:t>
+            </w:r>
+            <m:oMath>
+              <m:r>
+                <m:t>95</m:t>
+              </m:r>
+              <m:r>
+                <m:rPr>
+                  <m:sty m:val="p"/>
+                </m:rPr>
+                <m:t>%</m:t>
+              </m:r>
+            </m:oMath>
+            <w:r>
+              <w:t xml:space="preserve"> </w:t>
+            </w:r>
+            <w:r>
+              <w:t xml:space="preserve">confidence intervals.</w:t>
+            </w:r>
+          </w:p>
+        </w:tc>
+      </w:tr>
+    </w:tbl>
+    <w:p>
+      <w:pPr>
+        <w:pStyle w:val="BodyText"/>
+      </w:pPr>
+      <w:r>
+        <w:t xml:space="preserve">Using the normal distribution, alpha value (and/or the confidence level), and the corresponding</w:t>
+      </w:r>
+      <w:r>
+        <w:t xml:space="preserve"> </w:t>
+      </w:r>
+      <m:oMath>
+        <m:r>
+          <m:t>Z</m:t>
+        </m:r>
+      </m:oMath>
+      <w:r>
+        <w:t xml:space="preserve"> </w:t>
+      </w:r>
+      <w:r>
+        <w:t xml:space="preserve">value, you can then construct a confidence interval.</w:t>
+      </w:r>
+    </w:p>
+    <w:bookmarkEnd w:id="34"/>
+    <w:bookmarkStart w:id="53" w:name="Xdad857322c084b7e25acafee9ce70de4a06573c"/>
+    <w:p>
+      <w:pPr>
+        <w:pStyle w:val="Heading2"/>
+      </w:pPr>
+      <w:r>
+        <w:t xml:space="preserve">How do you construct a confidence interval?</w:t>
+      </w:r>
+    </w:p>
+    <w:tbl>
+      <w:tblPr>
+        <w:tblStyle w:val="Table"/>
+        <w:tblLook w:firstRow="0" w:lastRow="0" w:firstColumn="0" w:lastColumn="0" w:noHBand="0" w:noVBand="0" w:val="0000"/>
+        <w:tblBorders>
+          <w:top w:val="single" w:sz="4" w:space="0" w:color="0758E5"/>
+          <w:left w:val="single" w:sz="24" w:space="0" w:color="0758E5"/>
+          <w:bottom w:val="single" w:sz="4" w:space="0" w:color="0758E5"/>
+          <w:right w:val="single" w:sz="4" w:space="0" w:color="0758E5"/>
+        </w:tblBorders>
+        <w:tblCellMar>
+          <w:left w:w="144" w:type="dxa"/>
+          <w:right w:w="144" w:type="dxa"/>
+        </w:tblCellMar>
+        <w:tblLook w:firstRow="0" w:lastRow="0" w:firstColumn="0" w:lastColumn="0" w:noHBand="0" w:noVBand="0" w:val="0000"/>
+      </w:tblPr>
+      <w:tr>
+        <w:trPr>
+          <w:cantSplit/>
+        </w:trPr>
+        <w:tc>
+          <w:tcPr>
+            <w:shd w:color="auto" w:fill="dae6fb" w:val="clear"/>
+            <w:tcMar>
+              <w:top w:w="92" w:type="dxa"/>
+              <w:bottom w:w="92" w:type="dxa"/>
+            </w:tcMar>
+          </w:tcPr>
+          <w:p>
+            <w:pPr>
+              <w:pStyle w:val="FirstParagraph"/>
+            </w:pPr>
+            <w:pPr>
+              <w:spacing w:before="0" w:after="0"/>
+              <w:textAlignment w:val="center"/>
+            </w:pPr>
+            <w:r>
+              <w:drawing>
+                <wp:inline>
+                  <wp:extent cx="152400" cy="152400"/>
+                  <wp:effectExtent b="0" l="0" r="0" t="0"/>
+                  <wp:docPr descr="" title="" id="35" name="Picture"/>
+                  <a:graphic>
+                    <a:graphicData uri="http://schemas.openxmlformats.org/drawingml/2006/picture">
+                      <pic:pic>
+                        <pic:nvPicPr>
+                          <pic:cNvPr descr="/Applications/quarto/share/formats/docx/note.png" id="36" name="Picture"/>
+                          <pic:cNvPicPr>
+                            <a:picLocks noChangeArrowheads="1" noChangeAspect="1"/>
+                          </pic:cNvPicPr>
+                        </pic:nvPicPr>
+                        <pic:blipFill>
+                          <a:blip r:embed="rId18"/>
+                          <a:stretch>
+                            <a:fillRect/>
+                          </a:stretch>
+                        </pic:blipFill>
+                        <pic:spPr bwMode="auto">
+                          <a:xfrm>
+                            <a:off x="0" y="0"/>
+                            <a:ext cx="152400" cy="152400"/>
+                          </a:xfrm>
+                          <a:prstGeom prst="rect">
+                            <a:avLst/>
+                          </a:prstGeom>
+                          <a:noFill/>
+                          <a:ln w="9525">
+                            <a:noFill/>
+                            <a:headEnd/>
+                            <a:tailEnd/>
+                          </a:ln>
+                        </pic:spPr>
+                      </pic:pic>
+                    </a:graphicData>
+                  </a:graphic>
+                </wp:inline>
+              </w:drawing>
+            </w:r>
+            <w:r>
+              <w:t xml:space="preserve"> </w:t>
+            </w:r>
+            <w:r>
+              <w:t xml:space="preserve"> </w:t>
+            </w:r>
+            <w:r>
+              <w:t xml:space="preserve">Definition of confidence interval using the normal distribution</w:t>
+            </w:r>
+          </w:p>
+        </w:tc>
+      </w:tr>
+      <w:tr>
+        <w:trPr>
+          <w:cantSplit/>
+        </w:trPr>
+        <w:tc>
+          <w:tcPr>
+            <w:tcMar>
+              <w:top w:w="108" w:type="dxa"/>
+              <w:bottom w:w="108" w:type="dxa"/>
+            </w:tcMar>
+          </w:tcPr>
+          <w:p>
+            <w:pPr>
+              <w:pStyle w:val="BodyText"/>
+            </w:pPr>
+            <w:pPr>
+              <w:spacing w:before="16"/>
+            </w:pPr>
+            <w:r>
+              <w:t xml:space="preserve">The</w:t>
+            </w:r>
+            <w:r>
+              <w:t xml:space="preserve"> </w:t>
+            </w:r>
+            <w:r>
+              <w:rPr>
+                <w:b/>
+                <w:bCs/>
+              </w:rPr>
+              <w:t xml:space="preserve">sample margin of error</w:t>
+            </w:r>
+            <w:r>
+              <w:t xml:space="preserve"> </w:t>
+            </w:r>
+            <w:r>
+              <w:t xml:space="preserve">is defined to be the following:</w:t>
+            </w:r>
+          </w:p>
+          <w:p>
+            <w:pPr>
+              <w:pStyle w:val="BodyText"/>
+            </w:pPr>
+            <m:oMathPara>
+              <m:oMathParaPr>
+                <m:jc m:val="center"/>
+              </m:oMathParaPr>
+              <m:oMath>
+                <m:r>
+                  <m:t>M</m:t>
+                </m:r>
+                <m:r>
+                  <m:t>E</m:t>
+                </m:r>
+                <m:r>
+                  <m:rPr>
+                    <m:sty m:val="p"/>
+                  </m:rPr>
+                  <m:t>=</m:t>
+                </m:r>
+                <m:sSub>
+                  <m:e>
+                    <m:r>
+                      <m:t>Z</m:t>
+                    </m:r>
+                  </m:e>
+                  <m:sub>
+                    <m:r>
+                      <m:t>α</m:t>
+                    </m:r>
+                    <m:r>
+                      <m:rPr>
+                        <m:sty m:val="p"/>
+                      </m:rPr>
+                      <m:t>/</m:t>
+                    </m:r>
+                    <m:r>
+                      <m:t>2</m:t>
+                    </m:r>
+                  </m:sub>
+                </m:sSub>
+                <m:r>
+                  <m:rPr>
+                    <m:sty m:val="p"/>
+                  </m:rPr>
+                  <m:t>⋅</m:t>
+                </m:r>
+                <m:f>
+                  <m:fPr>
+                    <m:type m:val="bar"/>
+                  </m:fPr>
+                  <m:num>
+                    <m:r>
+                      <m:t>s</m:t>
+                    </m:r>
+                  </m:num>
+                  <m:den>
+                    <m:rad>
+                      <m:radPr>
+                        <m:degHide m:val="on"/>
+                      </m:radPr>
+                      <m:deg/>
+                      <m:e>
+                        <m:r>
+                          <m:t>n</m:t>
+                        </m:r>
+                      </m:e>
+                    </m:rad>
+                  </m:den>
+                </m:f>
+              </m:oMath>
+            </m:oMathPara>
+          </w:p>
+          <w:p>
+            <w:pPr>
+              <w:pStyle w:val="FirstParagraph"/>
+            </w:pPr>
+            <w:r>
+              <w:t xml:space="preserve">where</w:t>
+            </w:r>
+          </w:p>
+          <w:p>
+            <w:pPr>
+              <w:numPr>
+                <w:ilvl w:val="0"/>
+                <w:numId w:val="1002"/>
+              </w:numPr>
+            </w:pPr>
+            <m:oMath>
+              <m:r>
+                <m:rPr>
+                  <m:sty m:val="p"/>
+                </m:rPr>
+                <m:t>(</m:t>
+              </m:r>
+              <m:sSub>
+                <m:e>
+                  <m:r>
+                    <m:t>Z</m:t>
+                  </m:r>
+                </m:e>
+                <m:sub>
+                  <m:r>
+                    <m:t>α</m:t>
+                  </m:r>
+                  <m:r>
+                    <m:rPr>
+                      <m:sty m:val="p"/>
+                    </m:rPr>
+                    <m:t>/</m:t>
+                  </m:r>
+                  <m:r>
+                    <m:t>2</m:t>
+                  </m:r>
+                </m:sub>
+              </m:sSub>
+              <m:r>
+                <m:rPr>
+                  <m:sty m:val="p"/>
+                </m:rPr>
+                <m:t>)</m:t>
+              </m:r>
+            </m:oMath>
+            <w:r>
+              <w:t xml:space="preserve"> </w:t>
+            </w:r>
+            <w:r>
+              <w:t xml:space="preserve">is the</w:t>
+            </w:r>
+            <w:r>
+              <w:t xml:space="preserve"> </w:t>
+            </w:r>
+            <m:oMath>
+              <m:r>
+                <m:t>Z</m:t>
+              </m:r>
+            </m:oMath>
+            <w:r>
+              <w:t xml:space="preserve">-value corresponding to the chosen confidence level</w:t>
+            </w:r>
+            <w:r>
+              <w:t xml:space="preserve"> </w:t>
+            </w:r>
+            <m:oMath>
+              <m:r>
+                <m:rPr>
+                  <m:sty m:val="p"/>
+                </m:rPr>
+                <m:t>(</m:t>
+              </m:r>
+              <m:r>
+                <m:t>1</m:t>
+              </m:r>
+              <m:r>
+                <m:rPr>
+                  <m:sty m:val="p"/>
+                </m:rPr>
+                <m:t>−</m:t>
+              </m:r>
+              <m:r>
+                <m:t>α</m:t>
+              </m:r>
+              <m:r>
+                <m:rPr>
+                  <m:sty m:val="p"/>
+                </m:rPr>
+                <m:t>)</m:t>
+              </m:r>
+            </m:oMath>
+            <w:r>
+              <w:t xml:space="preserve">,</w:t>
+            </w:r>
+          </w:p>
+          <w:p>
+            <w:pPr>
+              <w:numPr>
+                <w:ilvl w:val="0"/>
+                <w:numId w:val="1002"/>
+              </w:numPr>
+            </w:pPr>
+            <m:oMath>
+              <m:r>
+                <m:t>s</m:t>
+              </m:r>
+            </m:oMath>
+            <w:r>
+              <w:t xml:space="preserve"> </w:t>
+            </w:r>
+            <w:r>
+              <w:t xml:space="preserve">is the sample standard deviation</w:t>
+            </w:r>
+          </w:p>
+          <w:p>
+            <w:pPr>
+              <w:numPr>
+                <w:ilvl w:val="0"/>
+                <w:numId w:val="1002"/>
+              </w:numPr>
+            </w:pPr>
+            <m:oMath>
+              <m:r>
+                <m:t>n</m:t>
+              </m:r>
+            </m:oMath>
+            <w:r>
+              <w:t xml:space="preserve"> </w:t>
+            </w:r>
+            <w:r>
+              <w:t xml:space="preserve">is the sample size.</w:t>
+            </w:r>
+          </w:p>
+          <w:p>
+            <w:pPr>
+              <w:pStyle w:val="FirstParagraph"/>
+            </w:pPr>
+            <w:r>
+              <w:t xml:space="preserve">The fraction</w:t>
+            </w:r>
+            <w:r>
+              <w:t xml:space="preserve"> </w:t>
+            </w:r>
+            <m:oMath>
+              <m:r>
+                <m:t>s</m:t>
+              </m:r>
+              <m:r>
+                <m:rPr>
+                  <m:sty m:val="p"/>
+                </m:rPr>
+                <m:t>/</m:t>
+              </m:r>
+              <m:rad>
+                <m:radPr>
+                  <m:degHide m:val="on"/>
+                </m:radPr>
+                <m:deg/>
+                <m:e>
+                  <m:r>
+                    <m:t>n</m:t>
+                  </m:r>
+                </m:e>
+              </m:rad>
+            </m:oMath>
+            <w:r>
+              <w:t xml:space="preserve"> </w:t>
+            </w:r>
+            <w:r>
+              <w:t xml:space="preserve">is often known as the</w:t>
+            </w:r>
+            <w:r>
+              <w:t xml:space="preserve"> </w:t>
+            </w:r>
+            <w:r>
+              <w:rPr>
+                <w:b/>
+                <w:bCs/>
+              </w:rPr>
+              <w:t xml:space="preserve">standard error</w:t>
+            </w:r>
+            <w:r>
+              <w:t xml:space="preserve"> </w:t>
+            </w:r>
+            <w:r>
+              <w:t xml:space="preserve">of the sample.</w:t>
+            </w:r>
+          </w:p>
+          <w:p>
+            <w:pPr>
+              <w:pStyle w:val="BodyText"/>
+            </w:pPr>
+            <w:r>
+              <w:t xml:space="preserve">A</w:t>
+            </w:r>
+            <w:r>
+              <w:t xml:space="preserve"> </w:t>
+            </w:r>
+            <w:r>
+              <w:rPr>
+                <w:b/>
+                <w:bCs/>
+              </w:rPr>
+              <w:t xml:space="preserve">CL% confidence interval</w:t>
+            </w:r>
+            <w:r>
+              <w:t xml:space="preserve"> </w:t>
+            </w:r>
+            <w:r>
+              <w:t xml:space="preserve">(CI) is defined to be the interval</w:t>
+            </w:r>
+          </w:p>
+          <w:p>
+            <w:pPr>
+              <w:pStyle w:val="BodyText"/>
+            </w:pPr>
+            <m:oMathPara>
+              <m:oMathParaPr>
+                <m:jc m:val="center"/>
+              </m:oMathParaPr>
+              <m:oMath>
+                <m:r>
+                  <m:rPr>
+                    <m:sty m:val="p"/>
+                  </m:rPr>
+                  <m:t>[</m:t>
+                </m:r>
+                <m:acc>
+                  <m:accPr>
+                    <m:chr m:val="‾"/>
+                  </m:accPr>
+                  <m:e>
+                    <m:r>
+                      <m:t>x</m:t>
+                    </m:r>
+                  </m:e>
+                </m:acc>
+                <m:r>
+                  <m:rPr>
+                    <m:sty m:val="p"/>
+                  </m:rPr>
+                  <m:t>−</m:t>
+                </m:r>
+                <m:r>
+                  <m:t>M</m:t>
+                </m:r>
+                <m:r>
+                  <m:t>E</m:t>
+                </m:r>
+                <m:r>
+                  <m:t> </m:t>
+                </m:r>
+                <m:r>
+                  <m:rPr>
+                    <m:sty m:val="p"/>
+                  </m:rPr>
+                  <m:t>,</m:t>
+                </m:r>
+                <m:r>
+                  <m:t> </m:t>
+                </m:r>
+                <m:acc>
+                  <m:accPr>
+                    <m:chr m:val="‾"/>
+                  </m:accPr>
+                  <m:e>
+                    <m:r>
+                      <m:t>x</m:t>
+                    </m:r>
+                  </m:e>
+                </m:acc>
+                <m:r>
+                  <m:rPr>
+                    <m:sty m:val="p"/>
+                  </m:rPr>
+                  <m:t>+</m:t>
+                </m:r>
+                <m:r>
+                  <m:t>M</m:t>
+                </m:r>
+                <m:r>
+                  <m:t>E</m:t>
+                </m:r>
+                <m:r>
+                  <m:rPr>
+                    <m:sty m:val="p"/>
+                  </m:rPr>
+                  <m:t>]</m:t>
+                </m:r>
+              </m:oMath>
+            </m:oMathPara>
+          </w:p>
+          <w:p>
+            <w:pPr>
+              <w:pStyle w:val="FirstParagraph"/>
+            </w:pPr>
+            <w:r>
+              <w:t xml:space="preserve">where</w:t>
+            </w:r>
+            <w:r>
+              <w:t xml:space="preserve"> </w:t>
+            </w:r>
+            <m:oMath>
+              <m:acc>
+                <m:accPr>
+                  <m:chr m:val="‾"/>
+                </m:accPr>
+                <m:e>
+                  <m:r>
+                    <m:t>x</m:t>
+                  </m:r>
+                </m:e>
+              </m:acc>
+            </m:oMath>
+            <w:r>
+              <w:t xml:space="preserve"> </w:t>
+            </w:r>
+            <w:r>
+              <w:t xml:space="preserve">is the sample mean and</w:t>
+            </w:r>
+            <w:r>
+              <w:t xml:space="preserve"> </w:t>
+            </w:r>
+            <m:oMath>
+              <m:r>
+                <m:t>M</m:t>
+              </m:r>
+              <m:r>
+                <m:t>E</m:t>
+              </m:r>
+            </m:oMath>
+            <w:r>
+              <w:t xml:space="preserve"> </w:t>
+            </w:r>
+            <w:r>
+              <w:t xml:space="preserve">is the sample margin of error.</w:t>
+            </w:r>
+          </w:p>
+          <w:p>
+            <w:pPr>
+              <w:pStyle w:val="BodyText"/>
+            </w:pPr>
+            <w:pPr>
+              <w:spacing w:after="16"/>
+            </w:pPr>
+            <w:r>
+              <w:t xml:space="preserve">Here,</w:t>
+            </w:r>
+            <w:r>
+              <w:t xml:space="preserve"> </w:t>
+            </w:r>
+            <m:oMath>
+              <m:acc>
+                <m:accPr>
+                  <m:chr m:val="‾"/>
+                </m:accPr>
+                <m:e>
+                  <m:r>
+                    <m:t>x</m:t>
+                  </m:r>
+                </m:e>
+              </m:acc>
+              <m:r>
+                <m:rPr>
+                  <m:sty m:val="p"/>
+                </m:rPr>
+                <m:t>−</m:t>
+              </m:r>
+              <m:r>
+                <m:t>M</m:t>
+              </m:r>
+              <m:r>
+                <m:t>E</m:t>
+              </m:r>
+            </m:oMath>
+            <w:r>
+              <w:t xml:space="preserve"> </w:t>
+            </w:r>
+            <w:r>
+              <w:t xml:space="preserve">is called your</w:t>
+            </w:r>
+            <w:r>
+              <w:t xml:space="preserve"> </w:t>
+            </w:r>
+            <w:r>
+              <w:rPr>
+                <w:b/>
+                <w:bCs/>
+              </w:rPr>
+              <w:t xml:space="preserve">lower bound</w:t>
+            </w:r>
+            <w:r>
+              <w:t xml:space="preserve"> </w:t>
+            </w:r>
+            <w:r>
+              <w:t xml:space="preserve">and</w:t>
+            </w:r>
+            <w:r>
+              <w:t xml:space="preserve"> </w:t>
+            </w:r>
+            <m:oMath>
+              <m:acc>
+                <m:accPr>
+                  <m:chr m:val="‾"/>
+                </m:accPr>
+                <m:e>
+                  <m:r>
+                    <m:t>x</m:t>
+                  </m:r>
+                </m:e>
+              </m:acc>
+              <m:r>
+                <m:rPr>
+                  <m:sty m:val="p"/>
+                </m:rPr>
+                <m:t>+</m:t>
+              </m:r>
+              <m:r>
+                <m:t>M</m:t>
+              </m:r>
+              <m:r>
+                <m:t>E</m:t>
+              </m:r>
+            </m:oMath>
+            <w:r>
+              <w:t xml:space="preserve"> </w:t>
+            </w:r>
+            <w:r>
+              <w:t xml:space="preserve">is called your</w:t>
+            </w:r>
+            <w:r>
+              <w:t xml:space="preserve"> </w:t>
+            </w:r>
+            <w:r>
+              <w:rPr>
+                <w:b/>
+                <w:bCs/>
+              </w:rPr>
+              <w:t xml:space="preserve">upper bound</w:t>
+            </w:r>
+            <w:r>
+              <w:t xml:space="preserve">. The</w:t>
+            </w:r>
+          </w:p>
+          <w:p/>
+        </w:tc>
+      </w:tr>
+    </w:tbl>
+    <w:p>
+      <w:pPr>
+        <w:pStyle w:val="BodyText"/>
+      </w:pPr>
+      <w:r>
+        <w:t xml:space="preserve">Here’s a step-by-step guide to working out a confidence interval.</w:t>
+      </w:r>
+    </w:p>
+    <w:tbl>
+      <w:tblPr>
+        <w:tblStyle w:val="Table"/>
+        <w:tblLook w:firstRow="0" w:lastRow="0" w:firstColumn="0" w:lastColumn="0" w:noHBand="0" w:noVBand="0" w:val="0000"/>
+        <w:tblBorders>
+          <w:top w:val="single" w:sz="4" w:space="0" w:color="00A047"/>
+          <w:left w:val="single" w:sz="24" w:space="0" w:color="00A047"/>
+          <w:bottom w:val="single" w:sz="4" w:space="0" w:color="00A047"/>
+          <w:right w:val="single" w:sz="4" w:space="0" w:color="00A047"/>
+        </w:tblBorders>
+        <w:tblCellMar>
+          <w:left w:w="144" w:type="dxa"/>
+          <w:right w:w="144" w:type="dxa"/>
+        </w:tblCellMar>
+        <w:tblLook w:firstRow="0" w:lastRow="0" w:firstColumn="0" w:lastColumn="0" w:noHBand="0" w:noVBand="0" w:val="0000"/>
+      </w:tblPr>
+      <w:tr>
+        <w:trPr>
+          <w:cantSplit/>
+        </w:trPr>
+        <w:tc>
+          <w:tcPr>
+            <w:shd w:color="auto" w:fill="ccf1e3" w:val="clear"/>
+            <w:tcMar>
+              <w:top w:w="92" w:type="dxa"/>
+              <w:bottom w:w="92" w:type="dxa"/>
+            </w:tcMar>
+          </w:tcPr>
+          <w:p>
+            <w:pPr>
+              <w:pStyle w:val="BodyText"/>
+            </w:pPr>
+            <w:pPr>
+              <w:spacing w:before="0" w:after="0"/>
+              <w:textAlignment w:val="center"/>
+            </w:pPr>
+            <w:r>
+              <w:drawing>
+                <wp:inline>
+                  <wp:extent cx="152400" cy="152400"/>
+                  <wp:effectExtent b="0" l="0" r="0" t="0"/>
                   <wp:docPr descr="" title="" id="38" name="Picture"/>
                   <a:graphic>
                     <a:graphicData uri="http://schemas.openxmlformats.org/drawingml/2006/picture">
                       <pic:pic>
                         <pic:nvPicPr>
-                          <pic:cNvPr descr="/Applications/quarto/share/formats/docx/important.png" id="39" name="Picture"/>
+                          <pic:cNvPr descr="/Applications/quarto/share/formats/docx/tip.png" id="39" name="Picture"/>
                           <pic:cNvPicPr>
                             <a:picLocks noChangeArrowheads="1" noChangeAspect="1"/>
                           </pic:cNvPicPr>
@@ -2845,30 +4406,8 @@
             <w:r>
               <w:t xml:space="preserve"> </w:t>
             </w:r>
-            <m:oMath>
-              <m:r>
-                <m:t>α</m:t>
-              </m:r>
-            </m:oMath>
-            <w:r>
-              <w:t xml:space="preserve"> </w:t>
-            </w:r>
-            <w:r>
-              <w:t xml:space="preserve">is</w:t>
-            </w:r>
-            <w:r>
-              <w:t xml:space="preserve"> </w:t>
-            </w:r>
-            <m:oMath>
-              <m:r>
-                <m:t>1</m:t>
-              </m:r>
-            </m:oMath>
-            <w:r>
-              <w:t xml:space="preserve"> </w:t>
-            </w:r>
-            <w:r>
-              <w:t xml:space="preserve">minus the CL</w:t>
+            <w:r>
+              <w:t xml:space="preserve">General steps for constructing a confidence interval using the normal distribution</w:t>
             </w:r>
           </w:p>
         </w:tc>
@@ -2889,251 +4428,113 @@
               <w:pStyle w:val="BodyText"/>
             </w:pPr>
             <w:pPr>
-              <w:spacing w:before="16" w:after="16"/>
-            </w:pPr>
-            <m:oMath>
-              <m:r>
-                <m:t>1</m:t>
-              </m:r>
-              <m:r>
-                <m:rPr>
-                  <m:sty m:val="p"/>
-                </m:rPr>
-                <m:t>−</m:t>
-              </m:r>
-              <m:r>
-                <m:t>α</m:t>
-              </m:r>
-            </m:oMath>
-            <w:r>
-              <w:t xml:space="preserve"> </w:t>
-            </w:r>
-            <w:r>
-              <w:t xml:space="preserve">is the confidence level. So you only need</w:t>
-            </w:r>
-            <w:r>
-              <w:t xml:space="preserve"> </w:t>
-            </w:r>
+              <w:spacing w:before="16"/>
+            </w:pPr>
             <w:r>
               <w:rPr>
                 <w:b/>
                 <w:bCs/>
               </w:rPr>
-              <w:t xml:space="preserve">one</w:t>
-            </w:r>
-            <w:r>
-              <w:t xml:space="preserve"> </w:t>
-            </w:r>
-            <w:r>
-              <w:t xml:space="preserve">of either</w:t>
-            </w:r>
-            <w:r>
-              <w:t xml:space="preserve"> </w:t>
-            </w:r>
-            <m:oMath>
+              <w:t xml:space="preserve">Step 1</w:t>
+            </w:r>
+            <w:r>
+              <w:t xml:space="preserve">: Write down everything you need to work out a confidence interval, which is</w:t>
+            </w:r>
+          </w:p>
+          <w:p>
+            <w:pPr>
+              <w:numPr>
+                <w:ilvl w:val="0"/>
+                <w:numId w:val="1003"/>
+              </w:numPr>
+            </w:pPr>
+            <w:r>
+              <w:t xml:space="preserve">your sample size</w:t>
+            </w:r>
+            <w:r>
+              <w:t xml:space="preserve"> </w:t>
+            </w:r>
+            <m:oMath>
+              <m:r>
+                <m:t>n</m:t>
+              </m:r>
+            </m:oMath>
+          </w:p>
+          <w:p>
+            <w:pPr>
+              <w:numPr>
+                <w:ilvl w:val="0"/>
+                <w:numId w:val="1003"/>
+              </w:numPr>
+            </w:pPr>
+            <w:r>
+              <w:t xml:space="preserve">a sample mean</w:t>
+            </w:r>
+            <w:r>
+              <w:t xml:space="preserve"> </w:t>
+            </w:r>
+            <m:oMath>
+              <m:acc>
+                <m:accPr>
+                  <m:chr m:val="‾"/>
+                </m:accPr>
+                <m:e>
+                  <m:r>
+                    <m:t>x</m:t>
+                  </m:r>
+                </m:e>
+              </m:acc>
+            </m:oMath>
+            <w:r>
+              <w:t xml:space="preserve"> </w:t>
+            </w:r>
+            <w:r>
+              <w:t xml:space="preserve">and sample standard deviation</w:t>
+            </w:r>
+            <w:r>
+              <w:t xml:space="preserve"> </w:t>
+            </w:r>
+            <m:oMath>
+              <m:r>
+                <m:t>s</m:t>
+              </m:r>
+            </m:oMath>
+          </w:p>
+          <w:p>
+            <w:pPr>
+              <w:numPr>
+                <w:ilvl w:val="0"/>
+                <w:numId w:val="1003"/>
+              </w:numPr>
+            </w:pPr>
+            <w:r>
+              <w:t xml:space="preserve">your alpha value</w:t>
+            </w:r>
+            <w:r>
+              <w:t xml:space="preserve"> </w:t>
+            </w:r>
+            <m:oMath>
+              <m:r>
+                <m:rPr>
+                  <m:sty m:val="p"/>
+                </m:rPr>
+                <m:t>(</m:t>
+              </m:r>
               <m:r>
                 <m:t>α</m:t>
               </m:r>
-            </m:oMath>
-            <w:r>
-              <w:t xml:space="preserve"> </w:t>
-            </w:r>
-            <w:r>
-              <w:t xml:space="preserve">or the confidence level in order to generate a confidence interval.</w:t>
-            </w:r>
-          </w:p>
-          <w:p/>
-        </w:tc>
-      </w:tr>
-    </w:tbl>
-    <w:bookmarkEnd w:id="40"/>
-    <w:bookmarkStart w:id="45" w:name="z-value"/>
-    <w:p>
-      <w:pPr>
-        <w:pStyle w:val="Heading2"/>
-      </w:pPr>
-      <m:oMath>
-        <m:r>
-          <m:t>Z</m:t>
-        </m:r>
-      </m:oMath>
-      <w:r>
-        <w:t xml:space="preserve"> </w:t>
-      </w:r>
-      <w:r>
-        <w:t xml:space="preserve">value</w:t>
-      </w:r>
-    </w:p>
-    <w:p>
-      <w:pPr>
-        <w:pStyle w:val="FirstParagraph"/>
-      </w:pPr>
-      <w:r>
-        <w:t xml:space="preserve">The value of</w:t>
-      </w:r>
-      <w:r>
-        <w:t xml:space="preserve"> </w:t>
-      </w:r>
-      <m:oMath>
-        <m:r>
-          <m:t>α</m:t>
-        </m:r>
-      </m:oMath>
-      <w:r>
-        <w:t xml:space="preserve"> </w:t>
-      </w:r>
-      <w:r>
-        <w:t xml:space="preserve">(and/or the CL) is decided before constructing the confidence interval. Every value of</w:t>
-      </w:r>
-      <w:r>
-        <w:t xml:space="preserve"> </w:t>
-      </w:r>
-      <m:oMath>
-        <m:r>
-          <m:t>α</m:t>
-        </m:r>
-      </m:oMath>
-      <w:r>
-        <w:t xml:space="preserve"> </w:t>
-      </w:r>
-      <w:r>
-        <w:t xml:space="preserve">gives scores on the</w:t>
-      </w:r>
-      <w:r>
-        <w:t xml:space="preserve"> </w:t>
-      </w:r>
-      <m:oMath>
-        <m:r>
-          <m:t>x</m:t>
-        </m:r>
-      </m:oMath>
-      <w:r>
-        <w:t xml:space="preserve"> </w:t>
-      </w:r>
-      <w:r>
-        <w:t xml:space="preserve">axis which leaves that much</w:t>
-      </w:r>
-      <w:r>
-        <w:t xml:space="preserve"> </w:t>
-      </w:r>
-      <m:oMath>
-        <m:r>
-          <m:t>α</m:t>
-        </m:r>
-        <m:r>
-          <m:rPr>
-            <m:sty m:val="p"/>
-          </m:rPr>
-          <m:t>/</m:t>
-        </m:r>
-        <m:r>
-          <m:t>2</m:t>
-        </m:r>
-      </m:oMath>
-      <w:r>
-        <w:t xml:space="preserve"> </w:t>
-      </w:r>
-      <w:r>
-        <w:t xml:space="preserve">in each tail. Because of the symmetry of the normal distribution, these scores are plus and minus each other. This is called the</w:t>
-      </w:r>
-      <w:r>
-        <w:t xml:space="preserve"> </w:t>
-      </w:r>
-      <m:oMath>
-        <m:r>
-          <m:t>Z</m:t>
-        </m:r>
-      </m:oMath>
-      <w:r>
-        <w:t xml:space="preserve">-value.</w:t>
-      </w:r>
-    </w:p>
-    <w:tbl>
-      <w:tblPr>
-        <w:tblStyle w:val="Table"/>
-        <w:tblLook w:firstRow="0" w:lastRow="0" w:firstColumn="0" w:lastColumn="0" w:noHBand="0" w:noVBand="0" w:val="0000"/>
-        <w:tblBorders>
-          <w:top w:val="single" w:sz="4" w:space="0" w:color="0758E5"/>
-          <w:left w:val="single" w:sz="24" w:space="0" w:color="0758E5"/>
-          <w:bottom w:val="single" w:sz="4" w:space="0" w:color="0758E5"/>
-          <w:right w:val="single" w:sz="4" w:space="0" w:color="0758E5"/>
-        </w:tblBorders>
-        <w:tblCellMar>
-          <w:left w:w="144" w:type="dxa"/>
-          <w:right w:w="144" w:type="dxa"/>
-        </w:tblCellMar>
-        <w:tblLook w:firstRow="0" w:lastRow="0" w:firstColumn="0" w:lastColumn="0" w:noHBand="0" w:noVBand="0" w:val="0000"/>
-      </w:tblPr>
-      <w:tr>
-        <w:trPr>
-          <w:cantSplit/>
-        </w:trPr>
-        <w:tc>
-          <w:tcPr>
-            <w:shd w:color="auto" w:fill="dae6fb" w:val="clear"/>
-            <w:tcMar>
-              <w:top w:w="92" w:type="dxa"/>
-              <w:bottom w:w="92" w:type="dxa"/>
-            </w:tcMar>
-          </w:tcPr>
-          <w:p>
-            <w:pPr>
-              <w:pStyle w:val="BodyText"/>
-            </w:pPr>
-            <w:pPr>
-              <w:spacing w:before="0" w:after="0"/>
-              <w:textAlignment w:val="center"/>
-            </w:pPr>
-            <w:r>
-              <w:drawing>
-                <wp:inline>
-                  <wp:extent cx="152400" cy="152400"/>
-                  <wp:effectExtent b="0" l="0" r="0" t="0"/>
-                  <wp:docPr descr="" title="" id="41" name="Picture"/>
-                  <a:graphic>
-                    <a:graphicData uri="http://schemas.openxmlformats.org/drawingml/2006/picture">
-                      <pic:pic>
-                        <pic:nvPicPr>
-                          <pic:cNvPr descr="/Applications/quarto/share/formats/docx/note.png" id="42" name="Picture"/>
-                          <pic:cNvPicPr>
-                            <a:picLocks noChangeArrowheads="1" noChangeAspect="1"/>
-                          </pic:cNvPicPr>
-                        </pic:nvPicPr>
-                        <pic:blipFill>
-                          <a:blip r:embed="rId29"/>
-                          <a:stretch>
-                            <a:fillRect/>
-                          </a:stretch>
-                        </pic:blipFill>
-                        <pic:spPr bwMode="auto">
-                          <a:xfrm>
-                            <a:off x="0" y="0"/>
-                            <a:ext cx="152400" cy="152400"/>
-                          </a:xfrm>
-                          <a:prstGeom prst="rect">
-                            <a:avLst/>
-                          </a:prstGeom>
-                          <a:noFill/>
-                          <a:ln w="9525">
-                            <a:noFill/>
-                            <a:headEnd/>
-                            <a:tailEnd/>
-                          </a:ln>
-                        </pic:spPr>
-                      </pic:pic>
-                    </a:graphicData>
-                  </a:graphic>
-                </wp:inline>
-              </w:drawing>
-            </w:r>
-            <w:r>
-              <w:t xml:space="preserve"> </w:t>
-            </w:r>
-            <w:r>
-              <w:t xml:space="preserve"> </w:t>
-            </w:r>
-            <w:r>
-              <w:t xml:space="preserve">Definition of the</w:t>
+              <m:r>
+                <m:rPr>
+                  <m:sty m:val="p"/>
+                </m:rPr>
+                <m:t>)</m:t>
+              </m:r>
+            </m:oMath>
+            <w:r>
+              <w:t xml:space="preserve"> </w:t>
+            </w:r>
+            <w:r>
+              <w:t xml:space="preserve">(or the confidence level (CL)) together with its corresponding</w:t>
             </w:r>
             <w:r>
               <w:t xml:space="preserve"> </w:t>
@@ -3147,55 +4548,39 @@
               <w:t xml:space="preserve"> </w:t>
             </w:r>
             <w:r>
-              <w:t xml:space="preserve">value using the normal distribution</w:t>
-            </w:r>
-          </w:p>
-        </w:tc>
-      </w:tr>
-      <w:tr>
-        <w:trPr>
-          <w:cantSplit/>
-        </w:trPr>
-        <w:tc>
-          <w:tcPr>
-            <w:tcMar>
-              <w:top w:w="108" w:type="dxa"/>
-              <w:bottom w:w="108" w:type="dxa"/>
-            </w:tcMar>
-          </w:tcPr>
-          <w:p>
-            <w:pPr>
-              <w:pStyle w:val="BodyText"/>
-            </w:pPr>
-            <w:pPr>
-              <w:spacing w:before="16"/>
-            </w:pPr>
-            <w:r>
-              <w:t xml:space="preserve">Using the normal distribution, a</w:t>
-            </w:r>
-            <w:r>
-              <w:t xml:space="preserve"> </w:t>
-            </w:r>
-            <m:oMath>
-              <m:r>
-                <m:t>Z</m:t>
-              </m:r>
-            </m:oMath>
-            <w:r>
-              <w:t xml:space="preserve">-</w:t>
-            </w:r>
+              <w:t xml:space="preserve">value</w:t>
+            </w:r>
+          </w:p>
+          <w:p>
+            <w:pPr>
+              <w:pStyle w:val="FirstParagraph"/>
+            </w:pPr>
             <w:r>
               <w:rPr>
                 <w:b/>
                 <w:bCs/>
               </w:rPr>
-              <w:t xml:space="preserve">value</w:t>
-            </w:r>
-            <w:r>
-              <w:t xml:space="preserve"> </w:t>
-            </w:r>
-            <w:r>
-              <w:t xml:space="preserve">(sometimes called</w:t>
+              <w:t xml:space="preserve">Step 2:</w:t>
+            </w:r>
+            <w:r>
+              <w:t xml:space="preserve"> </w:t>
+            </w:r>
+            <w:r>
+              <w:t xml:space="preserve">Use your</w:t>
+            </w:r>
+            <w:r>
+              <w:t xml:space="preserve"> </w:t>
+            </w:r>
+            <m:oMath>
+              <m:r>
+                <m:t>α</m:t>
+              </m:r>
+            </m:oMath>
+            <w:r>
+              <w:t xml:space="preserve"> </w:t>
+            </w:r>
+            <w:r>
+              <w:t xml:space="preserve">(or CL) and the</w:t>
             </w:r>
             <w:r>
               <w:t xml:space="preserve"> </w:t>
@@ -3206,55 +4591,7 @@
               </m:r>
             </m:oMath>
             <w:r>
-              <w:t xml:space="preserve">-</w:t>
-            </w:r>
-            <w:r>
-              <w:rPr>
-                <w:b/>
-                <w:bCs/>
-              </w:rPr>
-              <w:t xml:space="preserve">score</w:t>
-            </w:r>
-            <w:r>
-              <w:t xml:space="preserve"> </w:t>
-            </w:r>
-            <w:r>
-              <w:t xml:space="preserve">or</w:t>
-            </w:r>
-            <w:r>
-              <w:t xml:space="preserve"> </w:t>
-            </w:r>
-            <w:r>
-              <w:rPr>
-                <w:b/>
-                <w:bCs/>
-              </w:rPr>
-              <w:t xml:space="preserve">standard score</w:t>
-            </w:r>
-            <w:r>
-              <w:t xml:space="preserve">) is a known test statistic. It shows how many standard deviations above or below the mean an observed data point is.</w:t>
-            </w:r>
-          </w:p>
-          <w:p>
-            <w:pPr>
-              <w:pStyle w:val="BodyText"/>
-            </w:pPr>
-            <w:pPr>
-              <w:spacing w:after="16"/>
-            </w:pPr>
-            <w:r>
-              <w:t xml:space="preserve">For the purposes of constructing confidence intervals, the</w:t>
-            </w:r>
-            <w:r>
-              <w:t xml:space="preserve"> </w:t>
-            </w:r>
-            <m:oMath>
-              <m:r>
-                <m:t>Z</m:t>
-              </m:r>
-            </m:oMath>
-            <w:r>
-              <w:t xml:space="preserve">-value is written as</w:t>
+              <w:t xml:space="preserve">-value calculator to find</w:t>
             </w:r>
             <w:r>
               <w:t xml:space="preserve"> </w:t>
@@ -3283,488 +4620,25 @@
               </m:sSub>
             </m:oMath>
             <w:r>
-              <w:t xml:space="preserve">. To work out</w:t>
-            </w:r>
-            <w:r>
-              <w:t xml:space="preserve"> </w:t>
-            </w:r>
-            <m:oMath>
-              <m:sSub>
-                <m:e>
-                  <m:r>
-                    <m:t>Z</m:t>
-                  </m:r>
-                </m:e>
-                <m:sub>
-                  <m:r>
-                    <m:t>α</m:t>
-                  </m:r>
-                  <m:r>
-                    <m:rPr>
-                      <m:sty m:val="p"/>
-                    </m:rPr>
-                    <m:t>/</m:t>
-                  </m:r>
-                  <m:r>
-                    <m:t>2</m:t>
-                  </m:r>
-                </m:sub>
-              </m:sSub>
-            </m:oMath>
-            <w:r>
-              <w:t xml:space="preserve">, you need to specify the</w:t>
-            </w:r>
-            <w:r>
-              <w:t xml:space="preserve"> </w:t>
-            </w:r>
-            <m:oMath>
-              <m:r>
-                <m:t>α</m:t>
-              </m:r>
-            </m:oMath>
-            <w:r>
-              <w:t xml:space="preserve"> </w:t>
-            </w:r>
-            <w:r>
-              <w:t xml:space="preserve">(and/ or CL) value. You can then use the calculator below to find out</w:t>
-            </w:r>
-            <w:r>
-              <w:t xml:space="preserve"> </w:t>
-            </w:r>
-            <m:oMath>
-              <m:sSub>
-                <m:e>
-                  <m:r>
-                    <m:t>Z</m:t>
-                  </m:r>
-                </m:e>
-                <m:sub>
-                  <m:r>
-                    <m:t>α</m:t>
-                  </m:r>
-                  <m:r>
-                    <m:rPr>
-                      <m:sty m:val="p"/>
-                    </m:rPr>
-                    <m:t>/</m:t>
-                  </m:r>
-                  <m:r>
-                    <m:t>2</m:t>
-                  </m:r>
-                </m:sub>
-              </m:sSub>
-            </m:oMath>
-            <w:r>
               <w:t xml:space="preserve">.</w:t>
             </w:r>
           </w:p>
-          <w:p/>
-        </w:tc>
-      </w:tr>
-    </w:tbl>
-    <w:p>
-      <w:pPr>
-        <w:pStyle w:val="BodyText"/>
-      </w:pPr>
-      <w:r>
-        <w:t xml:space="preserve"> </w:t>
-      </w:r>
-    </w:p>
-    <w:tbl>
-      <w:tblPr>
-        <w:tblStyle w:val="Table"/>
-        <w:tblInd w:w="164" w:type="dxa"/>
-        <w:tblBorders>
-          <w:left w:val="single" w:sz="24" w:space="0" w:color="0758E5"/>
-        </w:tblBorders>
-        <w:tblCellMar>
-          <w:left w:w="0" w:type="dxa"/>
-          <w:right w:w="0" w:type="dxa"/>
-        </w:tblCellMar>
-        <w:tblLook w:firstRow="0" w:lastRow="0" w:firstColumn="0" w:lastColumn="0" w:noHBand="0" w:noVBand="0" w:val="0000"/>
-      </w:tblPr>
-      <w:tblGrid>
-        <w:gridCol w:w="7920"/>
-      </w:tblGrid>
-      <w:tr>
-        <w:trPr>
-          <w:cantSplit/>
-        </w:trPr>
-        <w:tc>
-          <w:tcPr>
-            <w:tcMar>
-              <w:left w:w="144" w:type="dxa"/>
-              <w:right w:w="144" w:type="dxa"/>
-            </w:tcMar>
-          </w:tcPr>
           <w:p>
             <w:pPr>
               <w:pStyle w:val="BodyText"/>
-            </w:pPr>
-            <w:pPr>
-              <w:spacing w:before="0" w:after="8"/>
-              <w:jc w:val="center"/>
-            </w:pPr>
-            <w:r>
-              <w:drawing>
-                <wp:inline>
-                  <wp:extent cx="152400" cy="152400"/>
-                  <wp:effectExtent b="0" l="0" r="0" t="0"/>
-                  <wp:docPr descr="" title="" id="43" name="Picture"/>
-                  <a:graphic>
-                    <a:graphicData uri="http://schemas.openxmlformats.org/drawingml/2006/picture">
-                      <pic:pic>
-                        <pic:nvPicPr>
-                          <pic:cNvPr descr="/Applications/quarto/share/formats/docx/note.png" id="44" name="Picture"/>
-                          <pic:cNvPicPr>
-                            <a:picLocks noChangeArrowheads="1" noChangeAspect="1"/>
-                          </pic:cNvPicPr>
-                        </pic:nvPicPr>
-                        <pic:blipFill>
-                          <a:blip r:embed="rId29"/>
-                          <a:stretch>
-                            <a:fillRect/>
-                          </a:stretch>
-                        </pic:blipFill>
-                        <pic:spPr bwMode="auto">
-                          <a:xfrm>
-                            <a:off x="0" y="0"/>
-                            <a:ext cx="152400" cy="152400"/>
-                          </a:xfrm>
-                          <a:prstGeom prst="rect">
-                            <a:avLst/>
-                          </a:prstGeom>
-                          <a:noFill/>
-                          <a:ln w="9525">
-                            <a:noFill/>
-                            <a:headEnd/>
-                            <a:tailEnd/>
-                          </a:ln>
-                        </pic:spPr>
-                      </pic:pic>
-                    </a:graphicData>
-                  </a:graphic>
-                </wp:inline>
-              </w:drawing>
-            </w:r>
-          </w:p>
-        </w:tc>
-        <w:tc>
-          <w:p>
-            <w:pPr>
-              <w:pStyle w:val="BodyText"/>
-            </w:pPr>
-            <w:pPr>
-              <w:spacing w:before="16" w:after="64"/>
             </w:pPr>
             <w:r>
               <w:rPr>
                 <w:b/>
                 <w:bCs/>
               </w:rPr>
-              <w:t xml:space="preserve">Example 1</w:t>
-            </w:r>
-          </w:p>
-          <w:p>
-            <w:pPr>
-              <w:pStyle w:val="BodyText"/>
-            </w:pPr>
-            <w:pPr>
-              <w:spacing w:before="16" w:after="16"/>
-            </w:pPr>
-            <w:r>
-              <w:t xml:space="preserve">Use the</w:t>
-            </w:r>
-            <w:r>
-              <w:t xml:space="preserve"> </w:t>
-            </w:r>
-            <m:oMath>
-              <m:r>
-                <m:t>Z</m:t>
-              </m:r>
-            </m:oMath>
-            <w:r>
-              <w:t xml:space="preserve">-value calculator below to find the</w:t>
-            </w:r>
-            <w:r>
-              <w:t xml:space="preserve"> </w:t>
-            </w:r>
-            <m:oMath>
-              <m:r>
-                <m:t>Z</m:t>
-              </m:r>
-            </m:oMath>
-            <w:r>
-              <w:t xml:space="preserve"> </w:t>
-            </w:r>
-            <w:r>
-              <w:t xml:space="preserve">values for</w:t>
-            </w:r>
-            <w:r>
-              <w:t xml:space="preserve"> </w:t>
-            </w:r>
-            <m:oMath>
-              <m:r>
-                <m:t>α</m:t>
-              </m:r>
-              <m:r>
-                <m:rPr>
-                  <m:sty m:val="p"/>
-                </m:rPr>
-                <m:t>=</m:t>
-              </m:r>
-              <m:r>
-                <m:t>0.1</m:t>
-              </m:r>
-            </m:oMath>
-            <w:r>
-              <w:t xml:space="preserve">,</w:t>
-            </w:r>
-            <w:r>
-              <w:t xml:space="preserve"> </w:t>
-            </w:r>
-            <m:oMath>
-              <m:r>
-                <m:t>α</m:t>
-              </m:r>
-              <m:r>
-                <m:rPr>
-                  <m:sty m:val="p"/>
-                </m:rPr>
-                <m:t>=</m:t>
-              </m:r>
-              <m:r>
-                <m:t>0.05</m:t>
-              </m:r>
-            </m:oMath>
-            <w:r>
-              <w:t xml:space="preserve">, and</w:t>
-            </w:r>
-            <w:r>
-              <w:t xml:space="preserve"> </w:t>
-            </w:r>
-            <m:oMath>
-              <m:r>
-                <m:t>α</m:t>
-              </m:r>
-              <m:r>
-                <m:rPr>
-                  <m:sty m:val="p"/>
-                </m:rPr>
-                <m:t>=</m:t>
-              </m:r>
-              <m:r>
-                <m:t>0.01</m:t>
-              </m:r>
-            </m:oMath>
-            <w:r>
-              <w:t xml:space="preserve">. These values have been chosen as these are the most commonly used alpha values in statistics, with</w:t>
-            </w:r>
-            <w:r>
-              <w:t xml:space="preserve"> </w:t>
-            </w:r>
-            <m:oMath>
-              <m:r>
-                <m:t>α</m:t>
-              </m:r>
-              <m:r>
-                <m:rPr>
-                  <m:sty m:val="p"/>
-                </m:rPr>
-                <m:t>=</m:t>
-              </m:r>
-              <m:r>
-                <m:t>0.05</m:t>
-              </m:r>
-            </m:oMath>
-            <w:r>
-              <w:t xml:space="preserve"> </w:t>
-            </w:r>
-            <w:r>
-              <w:t xml:space="preserve">in particular giving</w:t>
-            </w:r>
-            <w:r>
-              <w:t xml:space="preserve"> </w:t>
-            </w:r>
-            <m:oMath>
-              <m:r>
-                <m:t>95</m:t>
-              </m:r>
-              <m:r>
-                <m:rPr>
-                  <m:sty m:val="p"/>
-                </m:rPr>
-                <m:t>%</m:t>
-              </m:r>
-            </m:oMath>
-            <w:r>
-              <w:t xml:space="preserve"> </w:t>
-            </w:r>
-            <w:r>
-              <w:t xml:space="preserve">confidence intervals.</w:t>
-            </w:r>
-          </w:p>
-        </w:tc>
-      </w:tr>
-    </w:tbl>
-    <w:p>
-      <w:pPr>
-        <w:pStyle w:val="BodyText"/>
-      </w:pPr>
-      <w:r>
-        <w:t xml:space="preserve">Using the normal distribution, alpha value (and/or the confidence level), and the corresponding</w:t>
-      </w:r>
-      <w:r>
-        <w:t xml:space="preserve"> </w:t>
-      </w:r>
-      <m:oMath>
-        <m:r>
-          <m:t>Z</m:t>
-        </m:r>
-      </m:oMath>
-      <w:r>
-        <w:t xml:space="preserve"> </w:t>
-      </w:r>
-      <w:r>
-        <w:t xml:space="preserve">value, you can then construct a confidence interval.</w:t>
-      </w:r>
-    </w:p>
-    <w:bookmarkEnd w:id="45"/>
-    <w:bookmarkStart w:id="64" w:name="Xdad857322c084b7e25acafee9ce70de4a06573c"/>
-    <w:p>
-      <w:pPr>
-        <w:pStyle w:val="Heading2"/>
-      </w:pPr>
-      <w:r>
-        <w:t xml:space="preserve">How do you construct a confidence interval?</w:t>
-      </w:r>
-    </w:p>
-    <w:tbl>
-      <w:tblPr>
-        <w:tblStyle w:val="Table"/>
-        <w:tblLook w:firstRow="0" w:lastRow="0" w:firstColumn="0" w:lastColumn="0" w:noHBand="0" w:noVBand="0" w:val="0000"/>
-        <w:tblBorders>
-          <w:top w:val="single" w:sz="4" w:space="0" w:color="0758E5"/>
-          <w:left w:val="single" w:sz="24" w:space="0" w:color="0758E5"/>
-          <w:bottom w:val="single" w:sz="4" w:space="0" w:color="0758E5"/>
-          <w:right w:val="single" w:sz="4" w:space="0" w:color="0758E5"/>
-        </w:tblBorders>
-        <w:tblCellMar>
-          <w:left w:w="144" w:type="dxa"/>
-          <w:right w:w="144" w:type="dxa"/>
-        </w:tblCellMar>
-        <w:tblLook w:firstRow="0" w:lastRow="0" w:firstColumn="0" w:lastColumn="0" w:noHBand="0" w:noVBand="0" w:val="0000"/>
-      </w:tblPr>
-      <w:tr>
-        <w:trPr>
-          <w:cantSplit/>
-        </w:trPr>
-        <w:tc>
-          <w:tcPr>
-            <w:shd w:color="auto" w:fill="dae6fb" w:val="clear"/>
-            <w:tcMar>
-              <w:top w:w="92" w:type="dxa"/>
-              <w:bottom w:w="92" w:type="dxa"/>
-            </w:tcMar>
-          </w:tcPr>
-          <w:p>
-            <w:pPr>
-              <w:pStyle w:val="FirstParagraph"/>
-            </w:pPr>
-            <w:pPr>
-              <w:spacing w:before="0" w:after="0"/>
-              <w:textAlignment w:val="center"/>
-            </w:pPr>
-            <w:r>
-              <w:drawing>
-                <wp:inline>
-                  <wp:extent cx="152400" cy="152400"/>
-                  <wp:effectExtent b="0" l="0" r="0" t="0"/>
-                  <wp:docPr descr="" title="" id="46" name="Picture"/>
-                  <a:graphic>
-                    <a:graphicData uri="http://schemas.openxmlformats.org/drawingml/2006/picture">
-                      <pic:pic>
-                        <pic:nvPicPr>
-                          <pic:cNvPr descr="/Applications/quarto/share/formats/docx/note.png" id="47" name="Picture"/>
-                          <pic:cNvPicPr>
-                            <a:picLocks noChangeArrowheads="1" noChangeAspect="1"/>
-                          </pic:cNvPicPr>
-                        </pic:nvPicPr>
-                        <pic:blipFill>
-                          <a:blip r:embed="rId29"/>
-                          <a:stretch>
-                            <a:fillRect/>
-                          </a:stretch>
-                        </pic:blipFill>
-                        <pic:spPr bwMode="auto">
-                          <a:xfrm>
-                            <a:off x="0" y="0"/>
-                            <a:ext cx="152400" cy="152400"/>
-                          </a:xfrm>
-                          <a:prstGeom prst="rect">
-                            <a:avLst/>
-                          </a:prstGeom>
-                          <a:noFill/>
-                          <a:ln w="9525">
-                            <a:noFill/>
-                            <a:headEnd/>
-                            <a:tailEnd/>
-                          </a:ln>
-                        </pic:spPr>
-                      </pic:pic>
-                    </a:graphicData>
-                  </a:graphic>
-                </wp:inline>
-              </w:drawing>
-            </w:r>
-            <w:r>
-              <w:t xml:space="preserve"> </w:t>
-            </w:r>
-            <w:r>
-              <w:t xml:space="preserve"> </w:t>
-            </w:r>
-            <w:r>
-              <w:t xml:space="preserve">Definition of confidence interval using the normal distribution</w:t>
-            </w:r>
-          </w:p>
-        </w:tc>
-      </w:tr>
-      <w:tr>
-        <w:trPr>
-          <w:cantSplit/>
-        </w:trPr>
-        <w:tc>
-          <w:tcPr>
-            <w:tcMar>
-              <w:top w:w="108" w:type="dxa"/>
-              <w:bottom w:w="108" w:type="dxa"/>
-            </w:tcMar>
-          </w:tcPr>
-          <w:p>
-            <w:pPr>
-              <w:pStyle w:val="BodyText"/>
-            </w:pPr>
-            <w:pPr>
-              <w:spacing w:before="16"/>
-            </w:pPr>
-            <w:r>
-              <w:t xml:space="preserve">The</w:t>
-            </w:r>
-            <w:r>
-              <w:t xml:space="preserve"> </w:t>
-            </w:r>
-            <w:r>
-              <w:rPr>
-                <w:b/>
-                <w:bCs/>
-              </w:rPr>
-              <w:t xml:space="preserve">sample margin of error</w:t>
-            </w:r>
-            <w:r>
-              <w:t xml:space="preserve"> </w:t>
-            </w:r>
-            <w:r>
-              <w:t xml:space="preserve">is defined to be the following:</w:t>
+              <w:t xml:space="preserve">Step 3:</w:t>
+            </w:r>
+            <w:r>
+              <w:t xml:space="preserve"> </w:t>
+            </w:r>
+            <w:r>
+              <w:t xml:space="preserve">Find the margin of error</w:t>
             </w:r>
           </w:p>
           <w:p>
@@ -3846,212 +4720,7 @@
               <w:pStyle w:val="FirstParagraph"/>
             </w:pPr>
             <w:r>
-              <w:t xml:space="preserve">where</w:t>
-            </w:r>
-          </w:p>
-          <w:p>
-            <w:pPr>
-              <w:numPr>
-                <w:ilvl w:val="0"/>
-                <w:numId w:val="1002"/>
-              </w:numPr>
-            </w:pPr>
-            <m:oMath>
-              <m:d>
-                <m:dPr>
-                  <m:begChr m:val="("/>
-                  <m:sepChr m:val=""/>
-                  <m:endChr m:val=")"/>
-                  <m:grow/>
-                </m:dPr>
-                <m:e>
-                  <m:sSub>
-                    <m:e>
-                      <m:r>
-                        <m:t>Z</m:t>
-                      </m:r>
-                    </m:e>
-                    <m:sub>
-                      <m:r>
-                        <m:t>α</m:t>
-                      </m:r>
-                      <m:r>
-                        <m:rPr>
-                          <m:sty m:val="p"/>
-                        </m:rPr>
-                        <m:t>/</m:t>
-                      </m:r>
-                      <m:r>
-                        <m:t>2</m:t>
-                      </m:r>
-                    </m:sub>
-                  </m:sSub>
-                </m:e>
-              </m:d>
-            </m:oMath>
-            <w:r>
-              <w:t xml:space="preserve"> </w:t>
-            </w:r>
-            <w:r>
-              <w:t xml:space="preserve">is the</w:t>
-            </w:r>
-            <w:r>
-              <w:t xml:space="preserve"> </w:t>
-            </w:r>
-            <m:oMath>
-              <m:r>
-                <m:t>Z</m:t>
-              </m:r>
-            </m:oMath>
-            <w:r>
-              <w:t xml:space="preserve">-value corresponding to the chosen confidence level</w:t>
-            </w:r>
-            <w:r>
-              <w:t xml:space="preserve"> </w:t>
-            </w:r>
-            <m:oMath>
-              <m:d>
-                <m:dPr>
-                  <m:begChr m:val="("/>
-                  <m:sepChr m:val=""/>
-                  <m:endChr m:val=")"/>
-                  <m:grow/>
-                </m:dPr>
-                <m:e>
-                  <m:r>
-                    <m:t>1</m:t>
-                  </m:r>
-                  <m:r>
-                    <m:rPr>
-                      <m:sty m:val="p"/>
-                    </m:rPr>
-                    <m:t>−</m:t>
-                  </m:r>
-                  <m:r>
-                    <m:t>α</m:t>
-                  </m:r>
-                </m:e>
-              </m:d>
-            </m:oMath>
-            <w:r>
-              <w:t xml:space="preserve">,</w:t>
-            </w:r>
-          </w:p>
-          <w:p>
-            <w:pPr>
-              <w:numPr>
-                <w:ilvl w:val="0"/>
-                <w:numId w:val="1002"/>
-              </w:numPr>
-            </w:pPr>
-            <m:oMath>
-              <m:r>
-                <m:t>s</m:t>
-              </m:r>
-            </m:oMath>
-            <w:r>
-              <w:t xml:space="preserve"> </w:t>
-            </w:r>
-            <w:r>
-              <w:t xml:space="preserve">is the sample standard deviation</w:t>
-            </w:r>
-          </w:p>
-          <w:p>
-            <w:pPr>
-              <w:numPr>
-                <w:ilvl w:val="0"/>
-                <w:numId w:val="1002"/>
-              </w:numPr>
-            </w:pPr>
-            <m:oMath>
-              <m:r>
-                <m:t>n</m:t>
-              </m:r>
-            </m:oMath>
-            <w:r>
-              <w:t xml:space="preserve"> </w:t>
-            </w:r>
-            <w:r>
-              <w:t xml:space="preserve">is the sample size.</w:t>
-            </w:r>
-          </w:p>
-          <w:p>
-            <w:pPr>
-              <w:pStyle w:val="FirstParagraph"/>
-            </w:pPr>
-            <w:r>
-              <w:t xml:space="preserve">The fraction</w:t>
-            </w:r>
-            <w:r>
-              <w:t xml:space="preserve"> </w:t>
-            </w:r>
-            <m:oMath>
-              <m:r>
-                <m:t>s</m:t>
-              </m:r>
-              <m:r>
-                <m:rPr>
-                  <m:sty m:val="p"/>
-                </m:rPr>
-                <m:t>/</m:t>
-              </m:r>
-              <m:rad>
-                <m:radPr>
-                  <m:degHide m:val="on"/>
-                </m:radPr>
-                <m:deg/>
-                <m:e>
-                  <m:r>
-                    <m:t>n</m:t>
-                  </m:r>
-                </m:e>
-              </m:rad>
-            </m:oMath>
-            <w:r>
-              <w:t xml:space="preserve"> </w:t>
-            </w:r>
-            <w:r>
-              <w:t xml:space="preserve">is often known as the</w:t>
-            </w:r>
-            <w:r>
-              <w:t xml:space="preserve"> </w:t>
-            </w:r>
-            <w:r>
-              <w:rPr>
-                <w:b/>
-                <w:bCs/>
-              </w:rPr>
-              <w:t xml:space="preserve">standard error</w:t>
-            </w:r>
-            <w:r>
-              <w:t xml:space="preserve"> </w:t>
-            </w:r>
-            <w:r>
-              <w:t xml:space="preserve">of the sample.</w:t>
-            </w:r>
-          </w:p>
-          <w:p>
-            <w:pPr>
-              <w:pStyle w:val="BodyText"/>
-            </w:pPr>
-            <w:r>
-              <w:t xml:space="preserve">A</w:t>
-            </w:r>
-            <w:r>
-              <w:t xml:space="preserve"> </w:t>
-            </w:r>
-            <w:r>
-              <w:rPr>
-                <w:b/>
-                <w:bCs/>
-              </w:rPr>
-              <w:t xml:space="preserve">CL% confidence interval</w:t>
-            </w:r>
-            <w:r>
-              <w:t xml:space="preserve"> </w:t>
-            </w:r>
-            <w:r>
-              <w:t xml:space="preserve">(CI) is defined to be the interval</w:t>
+              <w:t xml:space="preserve">and then construct the confidence interval for this sample mean:</w:t>
             </w:r>
           </w:p>
           <w:p>
@@ -4063,713 +4732,74 @@
                 <m:jc m:val="center"/>
               </m:oMathParaPr>
               <m:oMath>
-                <m:d>
-                  <m:dPr>
-                    <m:begChr m:val="["/>
-                    <m:sepChr m:val=""/>
-                    <m:endChr m:val="]"/>
-                    <m:grow/>
-                  </m:dPr>
-                  <m:e>
-                    <m:acc>
-                      <m:accPr>
-                        <m:chr m:val="‾"/>
-                      </m:accPr>
-                      <m:e>
-                        <m:r>
-                          <m:t>x</m:t>
-                        </m:r>
-                      </m:e>
-                    </m:acc>
-                    <m:r>
-                      <m:rPr>
-                        <m:sty m:val="p"/>
-                      </m:rPr>
-                      <m:t>−</m:t>
-                    </m:r>
-                    <m:r>
-                      <m:t>M</m:t>
-                    </m:r>
-                    <m:r>
-                      <m:t>E</m:t>
-                    </m:r>
-                    <m:r>
-                      <m:t> </m:t>
-                    </m:r>
-                    <m:r>
-                      <m:rPr>
-                        <m:sty m:val="p"/>
-                      </m:rPr>
-                      <m:t>,</m:t>
-                    </m:r>
-                    <m:r>
-                      <m:t> </m:t>
-                    </m:r>
-                    <m:acc>
-                      <m:accPr>
-                        <m:chr m:val="‾"/>
-                      </m:accPr>
-                      <m:e>
-                        <m:r>
-                          <m:t>x</m:t>
-                        </m:r>
-                      </m:e>
-                    </m:acc>
-                    <m:r>
-                      <m:rPr>
-                        <m:sty m:val="p"/>
-                      </m:rPr>
-                      <m:t>+</m:t>
-                    </m:r>
-                    <m:r>
-                      <m:t>M</m:t>
-                    </m:r>
-                    <m:r>
-                      <m:t>E</m:t>
-                    </m:r>
-                  </m:e>
-                </m:d>
-              </m:oMath>
-            </m:oMathPara>
-          </w:p>
-          <w:p>
-            <w:pPr>
-              <w:pStyle w:val="FirstParagraph"/>
-            </w:pPr>
-            <w:r>
-              <w:t xml:space="preserve">where</w:t>
-            </w:r>
-            <w:r>
-              <w:t xml:space="preserve"> </w:t>
-            </w:r>
-            <m:oMath>
-              <m:acc>
-                <m:accPr>
-                  <m:chr m:val="‾"/>
-                </m:accPr>
-                <m:e>
-                  <m:r>
-                    <m:t>x</m:t>
-                  </m:r>
-                </m:e>
-              </m:acc>
-            </m:oMath>
-            <w:r>
-              <w:t xml:space="preserve"> </w:t>
-            </w:r>
-            <w:r>
-              <w:t xml:space="preserve">is the sample mean and</w:t>
-            </w:r>
-            <w:r>
-              <w:t xml:space="preserve"> </w:t>
-            </w:r>
-            <m:oMath>
-              <m:r>
-                <m:t>M</m:t>
-              </m:r>
-              <m:r>
-                <m:t>E</m:t>
-              </m:r>
-            </m:oMath>
-            <w:r>
-              <w:t xml:space="preserve"> </w:t>
-            </w:r>
-            <w:r>
-              <w:t xml:space="preserve">is the sample margin of error.</w:t>
-            </w:r>
-          </w:p>
-          <w:p>
-            <w:pPr>
-              <w:pStyle w:val="BodyText"/>
-            </w:pPr>
-            <w:pPr>
-              <w:spacing w:after="16"/>
-            </w:pPr>
-            <w:r>
-              <w:t xml:space="preserve">Here,</w:t>
-            </w:r>
-            <w:r>
-              <w:t xml:space="preserve"> </w:t>
-            </w:r>
-            <m:oMath>
-              <m:acc>
-                <m:accPr>
-                  <m:chr m:val="‾"/>
-                </m:accPr>
-                <m:e>
-                  <m:r>
-                    <m:t>x</m:t>
-                  </m:r>
-                </m:e>
-              </m:acc>
-              <m:r>
-                <m:rPr>
-                  <m:sty m:val="p"/>
-                </m:rPr>
-                <m:t>−</m:t>
-              </m:r>
-              <m:r>
-                <m:t>M</m:t>
-              </m:r>
-              <m:r>
-                <m:t>E</m:t>
-              </m:r>
-            </m:oMath>
-            <w:r>
-              <w:t xml:space="preserve"> </w:t>
-            </w:r>
-            <w:r>
-              <w:t xml:space="preserve">is called your</w:t>
-            </w:r>
-            <w:r>
-              <w:t xml:space="preserve"> </w:t>
-            </w:r>
-            <w:r>
-              <w:rPr>
-                <w:b/>
-                <w:bCs/>
-              </w:rPr>
-              <w:t xml:space="preserve">lower bound</w:t>
-            </w:r>
-            <w:r>
-              <w:t xml:space="preserve"> </w:t>
-            </w:r>
-            <w:r>
-              <w:t xml:space="preserve">and</w:t>
-            </w:r>
-            <w:r>
-              <w:t xml:space="preserve"> </w:t>
-            </w:r>
-            <m:oMath>
-              <m:acc>
-                <m:accPr>
-                  <m:chr m:val="‾"/>
-                </m:accPr>
-                <m:e>
-                  <m:r>
-                    <m:t>x</m:t>
-                  </m:r>
-                </m:e>
-              </m:acc>
-              <m:r>
-                <m:rPr>
-                  <m:sty m:val="p"/>
-                </m:rPr>
-                <m:t>+</m:t>
-              </m:r>
-              <m:r>
-                <m:t>M</m:t>
-              </m:r>
-              <m:r>
-                <m:t>E</m:t>
-              </m:r>
-            </m:oMath>
-            <w:r>
-              <w:t xml:space="preserve"> </w:t>
-            </w:r>
-            <w:r>
-              <w:t xml:space="preserve">is called your</w:t>
-            </w:r>
-            <w:r>
-              <w:t xml:space="preserve"> </w:t>
-            </w:r>
-            <w:r>
-              <w:rPr>
-                <w:b/>
-                <w:bCs/>
-              </w:rPr>
-              <w:t xml:space="preserve">upper bound</w:t>
-            </w:r>
-            <w:r>
-              <w:t xml:space="preserve">. The</w:t>
-            </w:r>
-          </w:p>
-          <w:p/>
-        </w:tc>
-      </w:tr>
-    </w:tbl>
-    <w:p>
-      <w:pPr>
-        <w:pStyle w:val="BodyText"/>
-      </w:pPr>
-      <w:r>
-        <w:t xml:space="preserve">Here’s a step-by-step guide to working out a confidence interval.</w:t>
-      </w:r>
-    </w:p>
-    <w:tbl>
-      <w:tblPr>
-        <w:tblStyle w:val="Table"/>
-        <w:tblLook w:firstRow="0" w:lastRow="0" w:firstColumn="0" w:lastColumn="0" w:noHBand="0" w:noVBand="0" w:val="0000"/>
-        <w:tblBorders>
-          <w:top w:val="single" w:sz="4" w:space="0" w:color="00A047"/>
-          <w:left w:val="single" w:sz="24" w:space="0" w:color="00A047"/>
-          <w:bottom w:val="single" w:sz="4" w:space="0" w:color="00A047"/>
-          <w:right w:val="single" w:sz="4" w:space="0" w:color="00A047"/>
-        </w:tblBorders>
-        <w:tblCellMar>
-          <w:left w:w="144" w:type="dxa"/>
-          <w:right w:w="144" w:type="dxa"/>
-        </w:tblCellMar>
-        <w:tblLook w:firstRow="0" w:lastRow="0" w:firstColumn="0" w:lastColumn="0" w:noHBand="0" w:noVBand="0" w:val="0000"/>
-      </w:tblPr>
-      <w:tr>
-        <w:trPr>
-          <w:cantSplit/>
-        </w:trPr>
-        <w:tc>
-          <w:tcPr>
-            <w:shd w:color="auto" w:fill="ccf1e3" w:val="clear"/>
-            <w:tcMar>
-              <w:top w:w="92" w:type="dxa"/>
-              <w:bottom w:w="92" w:type="dxa"/>
-            </w:tcMar>
-          </w:tcPr>
-          <w:p>
-            <w:pPr>
-              <w:pStyle w:val="BodyText"/>
-            </w:pPr>
-            <w:pPr>
-              <w:spacing w:before="0" w:after="0"/>
-              <w:textAlignment w:val="center"/>
-            </w:pPr>
-            <w:r>
-              <w:drawing>
-                <wp:inline>
-                  <wp:extent cx="152400" cy="152400"/>
-                  <wp:effectExtent b="0" l="0" r="0" t="0"/>
-                  <wp:docPr descr="" title="" id="49" name="Picture"/>
-                  <a:graphic>
-                    <a:graphicData uri="http://schemas.openxmlformats.org/drawingml/2006/picture">
-                      <pic:pic>
-                        <pic:nvPicPr>
-                          <pic:cNvPr descr="/Applications/quarto/share/formats/docx/tip.png" id="50" name="Picture"/>
-                          <pic:cNvPicPr>
-                            <a:picLocks noChangeArrowheads="1" noChangeAspect="1"/>
-                          </pic:cNvPicPr>
-                        </pic:nvPicPr>
-                        <pic:blipFill>
-                          <a:blip r:embed="rId48"/>
-                          <a:stretch>
-                            <a:fillRect/>
-                          </a:stretch>
-                        </pic:blipFill>
-                        <pic:spPr bwMode="auto">
-                          <a:xfrm>
-                            <a:off x="0" y="0"/>
-                            <a:ext cx="152400" cy="152400"/>
-                          </a:xfrm>
-                          <a:prstGeom prst="rect">
-                            <a:avLst/>
-                          </a:prstGeom>
-                          <a:noFill/>
-                          <a:ln w="9525">
-                            <a:noFill/>
-                            <a:headEnd/>
-                            <a:tailEnd/>
-                          </a:ln>
-                        </pic:spPr>
-                      </pic:pic>
-                    </a:graphicData>
-                  </a:graphic>
-                </wp:inline>
-              </w:drawing>
-            </w:r>
-            <w:r>
-              <w:t xml:space="preserve"> </w:t>
-            </w:r>
-            <w:r>
-              <w:t xml:space="preserve"> </w:t>
-            </w:r>
-            <w:r>
-              <w:t xml:space="preserve">General steps for constructing a confidence interval using the normal distribution</w:t>
-            </w:r>
-          </w:p>
-        </w:tc>
-      </w:tr>
-      <w:tr>
-        <w:trPr>
-          <w:cantSplit/>
-        </w:trPr>
-        <w:tc>
-          <w:tcPr>
-            <w:tcMar>
-              <w:top w:w="108" w:type="dxa"/>
-              <w:bottom w:w="108" w:type="dxa"/>
-            </w:tcMar>
-          </w:tcPr>
-          <w:p>
-            <w:pPr>
-              <w:pStyle w:val="BodyText"/>
-            </w:pPr>
-            <w:pPr>
-              <w:spacing w:before="16"/>
-            </w:pPr>
-            <w:r>
-              <w:rPr>
-                <w:b/>
-                <w:bCs/>
-              </w:rPr>
-              <w:t xml:space="preserve">Step 1</w:t>
-            </w:r>
-            <w:r>
-              <w:t xml:space="preserve">: Write down everything you need to work out a confidence interval, which is</w:t>
-            </w:r>
-          </w:p>
-          <w:p>
-            <w:pPr>
-              <w:numPr>
-                <w:ilvl w:val="0"/>
-                <w:numId w:val="1003"/>
-              </w:numPr>
-            </w:pPr>
-            <w:r>
-              <w:t xml:space="preserve">your sample size</w:t>
-            </w:r>
-            <w:r>
-              <w:t xml:space="preserve"> </w:t>
-            </w:r>
-            <m:oMath>
-              <m:r>
-                <m:t>n</m:t>
-              </m:r>
-            </m:oMath>
-          </w:p>
-          <w:p>
-            <w:pPr>
-              <w:numPr>
-                <w:ilvl w:val="0"/>
-                <w:numId w:val="1003"/>
-              </w:numPr>
-            </w:pPr>
-            <w:r>
-              <w:t xml:space="preserve">a sample mean</w:t>
-            </w:r>
-            <w:r>
-              <w:t xml:space="preserve"> </w:t>
-            </w:r>
-            <m:oMath>
-              <m:acc>
-                <m:accPr>
-                  <m:chr m:val="‾"/>
-                </m:accPr>
-                <m:e>
-                  <m:r>
-                    <m:t>x</m:t>
-                  </m:r>
-                </m:e>
-              </m:acc>
-            </m:oMath>
-            <w:r>
-              <w:t xml:space="preserve"> </w:t>
-            </w:r>
-            <w:r>
-              <w:t xml:space="preserve">and sample standard deviation</w:t>
-            </w:r>
-            <w:r>
-              <w:t xml:space="preserve"> </w:t>
-            </w:r>
-            <m:oMath>
-              <m:r>
-                <m:t>s</m:t>
-              </m:r>
-            </m:oMath>
-          </w:p>
-          <w:p>
-            <w:pPr>
-              <w:numPr>
-                <w:ilvl w:val="0"/>
-                <w:numId w:val="1003"/>
-              </w:numPr>
-            </w:pPr>
-            <w:r>
-              <w:t xml:space="preserve">your alpha value</w:t>
-            </w:r>
-            <w:r>
-              <w:t xml:space="preserve"> </w:t>
-            </w:r>
-            <m:oMath>
-              <m:d>
-                <m:dPr>
-                  <m:begChr m:val="("/>
-                  <m:sepChr m:val=""/>
-                  <m:endChr m:val=")"/>
-                  <m:grow/>
-                </m:dPr>
-                <m:e>
-                  <m:r>
-                    <m:t>α</m:t>
-                  </m:r>
-                </m:e>
-              </m:d>
-            </m:oMath>
-            <w:r>
-              <w:t xml:space="preserve"> </w:t>
-            </w:r>
-            <w:r>
-              <w:t xml:space="preserve">(or the confidence level (CL)) together with its corresponding</w:t>
-            </w:r>
-            <w:r>
-              <w:t xml:space="preserve"> </w:t>
-            </w:r>
-            <m:oMath>
-              <m:r>
-                <m:t>Z</m:t>
-              </m:r>
-            </m:oMath>
-            <w:r>
-              <w:t xml:space="preserve"> </w:t>
-            </w:r>
-            <w:r>
-              <w:t xml:space="preserve">value</w:t>
-            </w:r>
-          </w:p>
-          <w:p>
-            <w:pPr>
-              <w:pStyle w:val="FirstParagraph"/>
-            </w:pPr>
-            <w:r>
-              <w:rPr>
-                <w:b/>
-                <w:bCs/>
-              </w:rPr>
-              <w:t xml:space="preserve">Step 2:</w:t>
-            </w:r>
-            <w:r>
-              <w:t xml:space="preserve"> </w:t>
-            </w:r>
-            <w:r>
-              <w:t xml:space="preserve">Use your</w:t>
-            </w:r>
-            <w:r>
-              <w:t xml:space="preserve"> </w:t>
-            </w:r>
-            <m:oMath>
-              <m:r>
-                <m:t>α</m:t>
-              </m:r>
-            </m:oMath>
-            <w:r>
-              <w:t xml:space="preserve"> </w:t>
-            </w:r>
-            <w:r>
-              <w:t xml:space="preserve">(or CL) and the</w:t>
-            </w:r>
-            <w:r>
-              <w:t xml:space="preserve"> </w:t>
-            </w:r>
-            <m:oMath>
-              <m:r>
-                <m:t>Z</m:t>
-              </m:r>
-            </m:oMath>
-            <w:r>
-              <w:t xml:space="preserve">-value calculator to find</w:t>
-            </w:r>
-            <w:r>
-              <w:t xml:space="preserve"> </w:t>
-            </w:r>
-            <m:oMath>
-              <m:sSub>
-                <m:e>
-                  <m:r>
-                    <m:t>Z</m:t>
-                  </m:r>
-                </m:e>
-                <m:sub>
-                  <m:r>
-                    <m:t>α</m:t>
-                  </m:r>
-                  <m:r>
-                    <m:rPr>
-                      <m:sty m:val="p"/>
-                    </m:rPr>
-                    <m:t>/</m:t>
-                  </m:r>
-                  <m:r>
-                    <m:t>2</m:t>
-                  </m:r>
-                </m:sub>
-              </m:sSub>
-            </m:oMath>
-            <w:r>
-              <w:t xml:space="preserve">.</w:t>
-            </w:r>
-          </w:p>
-          <w:p>
-            <w:pPr>
-              <w:pStyle w:val="BodyText"/>
-            </w:pPr>
-            <w:r>
-              <w:rPr>
-                <w:b/>
-                <w:bCs/>
-              </w:rPr>
-              <w:t xml:space="preserve">Step 3:</w:t>
-            </w:r>
-            <w:r>
-              <w:t xml:space="preserve"> </w:t>
-            </w:r>
-            <w:r>
-              <w:t xml:space="preserve">Find the margin of error</w:t>
-            </w:r>
-          </w:p>
-          <w:p>
-            <w:pPr>
-              <w:pStyle w:val="BodyText"/>
-            </w:pPr>
-            <m:oMathPara>
-              <m:oMathParaPr>
-                <m:jc m:val="center"/>
-              </m:oMathParaPr>
-              <m:oMath>
-                <m:r>
-                  <m:t>M</m:t>
-                </m:r>
-                <m:r>
-                  <m:t>E</m:t>
-                </m:r>
                 <m:r>
                   <m:rPr>
                     <m:sty m:val="p"/>
                   </m:rPr>
-                  <m:t>=</m:t>
-                </m:r>
-                <m:sSub>
+                  <m:t>[</m:t>
+                </m:r>
+                <m:acc>
+                  <m:accPr>
+                    <m:chr m:val="‾"/>
+                  </m:accPr>
                   <m:e>
                     <m:r>
-                      <m:t>Z</m:t>
+                      <m:t>x</m:t>
                     </m:r>
                   </m:e>
-                  <m:sub>
-                    <m:r>
-                      <m:t>α</m:t>
-                    </m:r>
-                    <m:r>
-                      <m:rPr>
-                        <m:sty m:val="p"/>
-                      </m:rPr>
-                      <m:t>/</m:t>
-                    </m:r>
-                    <m:r>
-                      <m:t>2</m:t>
-                    </m:r>
-                  </m:sub>
-                </m:sSub>
+                </m:acc>
                 <m:r>
                   <m:rPr>
                     <m:sty m:val="p"/>
                   </m:rPr>
-                  <m:t>⋅</m:t>
-                </m:r>
-                <m:f>
-                  <m:fPr>
-                    <m:type m:val="bar"/>
-                  </m:fPr>
-                  <m:num>
+                  <m:t>−</m:t>
+                </m:r>
+                <m:r>
+                  <m:t>M</m:t>
+                </m:r>
+                <m:r>
+                  <m:t>E</m:t>
+                </m:r>
+                <m:r>
+                  <m:t> </m:t>
+                </m:r>
+                <m:r>
+                  <m:rPr>
+                    <m:sty m:val="p"/>
+                  </m:rPr>
+                  <m:t>,</m:t>
+                </m:r>
+                <m:r>
+                  <m:t> </m:t>
+                </m:r>
+                <m:acc>
+                  <m:accPr>
+                    <m:chr m:val="‾"/>
+                  </m:accPr>
+                  <m:e>
                     <m:r>
-                      <m:t>s</m:t>
-                    </m:r>
-                  </m:num>
-                  <m:den>
-                    <m:rad>
-                      <m:radPr>
-                        <m:degHide m:val="on"/>
-                      </m:radPr>
-                      <m:deg/>
-                      <m:e>
-                        <m:r>
-                          <m:t>n</m:t>
-                        </m:r>
-                      </m:e>
-                    </m:rad>
-                  </m:den>
-                </m:f>
-              </m:oMath>
-            </m:oMathPara>
-          </w:p>
-          <w:p>
-            <w:pPr>
-              <w:pStyle w:val="FirstParagraph"/>
-            </w:pPr>
-            <w:r>
-              <w:t xml:space="preserve">and then construct the confidence interval for this sample mean:</w:t>
-            </w:r>
-          </w:p>
-          <w:p>
-            <w:pPr>
-              <w:pStyle w:val="BodyText"/>
-            </w:pPr>
-            <m:oMathPara>
-              <m:oMathParaPr>
-                <m:jc m:val="center"/>
-              </m:oMathParaPr>
-              <m:oMath>
-                <m:d>
-                  <m:dPr>
-                    <m:begChr m:val="["/>
-                    <m:sepChr m:val=""/>
-                    <m:endChr m:val="]"/>
-                    <m:grow/>
-                  </m:dPr>
-                  <m:e>
-                    <m:acc>
-                      <m:accPr>
-                        <m:chr m:val="‾"/>
-                      </m:accPr>
-                      <m:e>
-                        <m:r>
-                          <m:t>x</m:t>
-                        </m:r>
-                      </m:e>
-                    </m:acc>
-                    <m:r>
-                      <m:rPr>
-                        <m:sty m:val="p"/>
-                      </m:rPr>
-                      <m:t>−</m:t>
-                    </m:r>
-                    <m:r>
-                      <m:t>M</m:t>
-                    </m:r>
-                    <m:r>
-                      <m:t>E</m:t>
-                    </m:r>
-                    <m:r>
-                      <m:t> </m:t>
-                    </m:r>
-                    <m:r>
-                      <m:rPr>
-                        <m:sty m:val="p"/>
-                      </m:rPr>
-                      <m:t>,</m:t>
-                    </m:r>
-                    <m:r>
-                      <m:t> </m:t>
-                    </m:r>
-                    <m:acc>
-                      <m:accPr>
-                        <m:chr m:val="‾"/>
-                      </m:accPr>
-                      <m:e>
-                        <m:r>
-                          <m:t>x</m:t>
-                        </m:r>
-                      </m:e>
-                    </m:acc>
-                    <m:r>
-                      <m:rPr>
-                        <m:sty m:val="p"/>
-                      </m:rPr>
-                      <m:t>+</m:t>
-                    </m:r>
-                    <m:r>
-                      <m:t>M</m:t>
-                    </m:r>
-                    <m:r>
-                      <m:t>E</m:t>
+                      <m:t>x</m:t>
                     </m:r>
                   </m:e>
-                </m:d>
+                </m:acc>
+                <m:r>
+                  <m:rPr>
+                    <m:sty m:val="p"/>
+                  </m:rPr>
+                  <m:t>+</m:t>
+                </m:r>
+                <m:r>
+                  <m:t>M</m:t>
+                </m:r>
+                <m:r>
+                  <m:t>E</m:t>
+                </m:r>
+                <m:r>
+                  <m:rPr>
+                    <m:sty m:val="p"/>
+                  </m:rPr>
+                  <m:t>]</m:t>
+                </m:r>
               </m:oMath>
             </m:oMathPara>
           </w:p>
@@ -4835,18 +4865,18 @@
                 <wp:inline>
                   <wp:extent cx="152400" cy="152400"/>
                   <wp:effectExtent b="0" l="0" r="0" t="0"/>
-                  <wp:docPr descr="" title="" id="51" name="Picture"/>
+                  <wp:docPr descr="" title="" id="40" name="Picture"/>
                   <a:graphic>
                     <a:graphicData uri="http://schemas.openxmlformats.org/drawingml/2006/picture">
                       <pic:pic>
                         <pic:nvPicPr>
-                          <pic:cNvPr descr="/Applications/quarto/share/formats/docx/note.png" id="52" name="Picture"/>
+                          <pic:cNvPr descr="/Applications/quarto/share/formats/docx/note.png" id="41" name="Picture"/>
                           <pic:cNvPicPr>
                             <a:picLocks noChangeArrowheads="1" noChangeAspect="1"/>
                           </pic:cNvPicPr>
                         </pic:nvPicPr>
                         <pic:blipFill>
-                          <a:blip r:embed="rId29"/>
+                          <a:blip r:embed="rId18"/>
                           <a:stretch>
                             <a:fillRect/>
                           </a:stretch>
@@ -4910,18 +4940,18 @@
                 <wp:inline>
                   <wp:extent cx="4754880" cy="5277847"/>
                   <wp:effectExtent b="0" l="0" r="0" t="0"/>
-                  <wp:docPr descr="A page of output from the confidence interval program at Cantor’s Confectionery." title="" id="54" name="Picture"/>
+                  <wp:docPr descr="A page of output from the confidence interval program at Cantor’s Confectionery." title="" id="43" name="Picture"/>
                   <a:graphic>
                     <a:graphicData uri="http://schemas.openxmlformats.org/drawingml/2006/picture">
                       <pic:pic>
                         <pic:nvPicPr>
-                          <pic:cNvPr descr="./FiguresPNG/confidenceintervals-fig2.png" id="55" name="Picture"/>
+                          <pic:cNvPr descr="./FiguresPNG/confidenceintervals-fig2.png" id="44" name="Picture"/>
                           <pic:cNvPicPr>
                             <a:picLocks noChangeArrowheads="1" noChangeAspect="1"/>
                           </pic:cNvPicPr>
                         </pic:nvPicPr>
                         <pic:blipFill>
-                          <a:blip r:embed="rId53"/>
+                          <a:blip r:embed="rId42"/>
                           <a:stretch>
                             <a:fillRect/>
                           </a:stretch>
@@ -5007,18 +5037,18 @@
                 <wp:inline>
                   <wp:extent cx="152400" cy="152400"/>
                   <wp:effectExtent b="0" l="0" r="0" t="0"/>
-                  <wp:docPr descr="" title="" id="56" name="Picture"/>
+                  <wp:docPr descr="" title="" id="45" name="Picture"/>
                   <a:graphic>
                     <a:graphicData uri="http://schemas.openxmlformats.org/drawingml/2006/picture">
                       <pic:pic>
                         <pic:nvPicPr>
-                          <pic:cNvPr descr="/Applications/quarto/share/formats/docx/note.png" id="57" name="Picture"/>
+                          <pic:cNvPr descr="/Applications/quarto/share/formats/docx/note.png" id="46" name="Picture"/>
                           <pic:cNvPicPr>
                             <a:picLocks noChangeArrowheads="1" noChangeAspect="1"/>
                           </pic:cNvPicPr>
                         </pic:nvPicPr>
                         <pic:blipFill>
-                          <a:blip r:embed="rId29"/>
+                          <a:blip r:embed="rId18"/>
                           <a:stretch>
                             <a:fillRect/>
                           </a:stretch>
@@ -5185,18 +5215,18 @@
                 <wp:inline>
                   <wp:extent cx="152400" cy="152400"/>
                   <wp:effectExtent b="0" l="0" r="0" t="0"/>
-                  <wp:docPr descr="" title="" id="58" name="Picture"/>
+                  <wp:docPr descr="" title="" id="47" name="Picture"/>
                   <a:graphic>
                     <a:graphicData uri="http://schemas.openxmlformats.org/drawingml/2006/picture">
                       <pic:pic>
                         <pic:nvPicPr>
-                          <pic:cNvPr descr="/Applications/quarto/share/formats/docx/note.png" id="59" name="Picture"/>
+                          <pic:cNvPr descr="/Applications/quarto/share/formats/docx/note.png" id="48" name="Picture"/>
                           <pic:cNvPicPr>
                             <a:picLocks noChangeArrowheads="1" noChangeAspect="1"/>
                           </pic:cNvPicPr>
                         </pic:nvPicPr>
                         <pic:blipFill>
-                          <a:blip r:embed="rId29"/>
+                          <a:blip r:embed="rId18"/>
                           <a:stretch>
                             <a:fillRect/>
                           </a:stretch>
@@ -5883,8 +5913,8 @@
                 <m:r>
                   <m:rPr>
                     <m:nor/>
+                    <m:scr m:val="sans-serif"/>
                     <m:sty m:val="p"/>
-                    <m:scr m:val="sans-serif"/>
                   </m:rPr>
                   <m:t> CI </m:t>
                 </m:r>
@@ -5894,143 +5924,151 @@
                   </m:rPr>
                   <m:t>=</m:t>
                 </m:r>
-                <m:d>
-                  <m:dPr>
-                    <m:begChr m:val="["/>
-                    <m:sepChr m:val=""/>
-                    <m:endChr m:val="]"/>
-                    <m:grow/>
-                  </m:dPr>
-                  <m:e>
-                    <m:d>
-                      <m:dPr>
-                        <m:begChr m:val="("/>
-                        <m:sepChr m:val=""/>
-                        <m:endChr m:val=")"/>
-                        <m:grow/>
-                      </m:dPr>
-                      <m:e>
-                        <m:r>
-                          <m:t>75</m:t>
-                        </m:r>
-                        <m:r>
-                          <m:rPr>
-                            <m:sty m:val="p"/>
-                          </m:rPr>
-                          <m:t>−</m:t>
-                        </m:r>
-                        <m:r>
-                          <m:t>1.960</m:t>
-                        </m:r>
-                      </m:e>
-                    </m:d>
-                    <m:r>
-                      <m:t> </m:t>
-                    </m:r>
-                    <m:r>
-                      <m:rPr>
-                        <m:nor/>
-                        <m:sty m:val="p"/>
-                      </m:rPr>
-                      <m:t>g</m:t>
-                    </m:r>
-                    <m:r>
-                      <m:t> </m:t>
-                    </m:r>
-                    <m:r>
-                      <m:rPr>
-                        <m:sty m:val="p"/>
-                      </m:rPr>
-                      <m:t>,</m:t>
-                    </m:r>
-                    <m:r>
-                      <m:t> </m:t>
-                    </m:r>
-                    <m:d>
-                      <m:dPr>
-                        <m:begChr m:val="("/>
-                        <m:sepChr m:val=""/>
-                        <m:endChr m:val=")"/>
-                        <m:grow/>
-                      </m:dPr>
-                      <m:e>
-                        <m:r>
-                          <m:t>75</m:t>
-                        </m:r>
-                        <m:r>
-                          <m:rPr>
-                            <m:sty m:val="p"/>
-                          </m:rPr>
-                          <m:t>+</m:t>
-                        </m:r>
-                        <m:r>
-                          <m:t>1.960</m:t>
-                        </m:r>
-                      </m:e>
-                    </m:d>
-                    <m:r>
-                      <m:t> </m:t>
-                    </m:r>
-                    <m:r>
-                      <m:rPr>
-                        <m:nor/>
-                        <m:sty m:val="p"/>
-                      </m:rPr>
-                      <m:t>g</m:t>
-                    </m:r>
-                  </m:e>
-                </m:d>
+                <m:r>
+                  <m:rPr>
+                    <m:sty m:val="p"/>
+                  </m:rPr>
+                  <m:t>[</m:t>
+                </m:r>
+                <m:r>
+                  <m:rPr>
+                    <m:sty m:val="p"/>
+                  </m:rPr>
+                  <m:t>(</m:t>
+                </m:r>
+                <m:r>
+                  <m:t>75</m:t>
+                </m:r>
+                <m:r>
+                  <m:rPr>
+                    <m:sty m:val="p"/>
+                  </m:rPr>
+                  <m:t>−</m:t>
+                </m:r>
+                <m:r>
+                  <m:t>1.960</m:t>
+                </m:r>
+                <m:r>
+                  <m:rPr>
+                    <m:sty m:val="p"/>
+                  </m:rPr>
+                  <m:t>)</m:t>
+                </m:r>
+                <m:r>
+                  <m:t> </m:t>
+                </m:r>
+                <m:r>
+                  <m:rPr>
+                    <m:nor/>
+                    <m:sty m:val="p"/>
+                  </m:rPr>
+                  <m:t>g</m:t>
+                </m:r>
+                <m:r>
+                  <m:t> </m:t>
+                </m:r>
+                <m:r>
+                  <m:rPr>
+                    <m:sty m:val="p"/>
+                  </m:rPr>
+                  <m:t>,</m:t>
+                </m:r>
+                <m:r>
+                  <m:t> </m:t>
+                </m:r>
+                <m:r>
+                  <m:rPr>
+                    <m:sty m:val="p"/>
+                  </m:rPr>
+                  <m:t>(</m:t>
+                </m:r>
+                <m:r>
+                  <m:t>75</m:t>
+                </m:r>
+                <m:r>
+                  <m:rPr>
+                    <m:sty m:val="p"/>
+                  </m:rPr>
+                  <m:t>+</m:t>
+                </m:r>
+                <m:r>
+                  <m:t>1.960</m:t>
+                </m:r>
+                <m:r>
+                  <m:rPr>
+                    <m:sty m:val="p"/>
+                  </m:rPr>
+                  <m:t>)</m:t>
+                </m:r>
+                <m:r>
+                  <m:t> </m:t>
+                </m:r>
+                <m:r>
+                  <m:rPr>
+                    <m:nor/>
+                    <m:sty m:val="p"/>
+                  </m:rPr>
+                  <m:t>g</m:t>
+                </m:r>
+                <m:r>
+                  <m:rPr>
+                    <m:sty m:val="p"/>
+                  </m:rPr>
+                  <m:t>]</m:t>
+                </m:r>
                 <m:r>
                   <m:rPr>
                     <m:sty m:val="p"/>
                   </m:rPr>
                   <m:t>=</m:t>
                 </m:r>
-                <m:d>
-                  <m:dPr>
-                    <m:begChr m:val="["/>
-                    <m:sepChr m:val=""/>
-                    <m:endChr m:val="]"/>
-                    <m:grow/>
-                  </m:dPr>
-                  <m:e>
-                    <m:r>
-                      <m:t>73.04</m:t>
-                    </m:r>
-                    <m:r>
-                      <m:t> </m:t>
-                    </m:r>
-                    <m:r>
-                      <m:rPr>
-                        <m:nor/>
-                        <m:sty m:val="p"/>
-                      </m:rPr>
-                      <m:t>g</m:t>
-                    </m:r>
-                    <m:r>
-                      <m:t> </m:t>
-                    </m:r>
-                    <m:r>
-                      <m:rPr>
-                        <m:sty m:val="p"/>
-                      </m:rPr>
-                      <m:t>,</m:t>
-                    </m:r>
-                    <m:r>
-                      <m:t>76.96</m:t>
-                    </m:r>
-                    <m:r>
-                      <m:t> </m:t>
-                    </m:r>
-                    <m:r>
-                      <m:rPr>
-                        <m:nor/>
-                        <m:sty m:val="p"/>
-                      </m:rPr>
-                      <m:t>g</m:t>
-                    </m:r>
-                  </m:e>
-                </m:d>
+                <m:r>
+                  <m:rPr>
+                    <m:sty m:val="p"/>
+                  </m:rPr>
+                  <m:t>[</m:t>
+                </m:r>
+                <m:r>
+                  <m:t>73.04</m:t>
+                </m:r>
+                <m:r>
+                  <m:t> </m:t>
+                </m:r>
+                <m:r>
+                  <m:rPr>
+                    <m:nor/>
+                    <m:sty m:val="p"/>
+                  </m:rPr>
+                  <m:t>g</m:t>
+                </m:r>
+                <m:r>
+                  <m:t> </m:t>
+                </m:r>
+                <m:r>
+                  <m:rPr>
+                    <m:sty m:val="p"/>
+                  </m:rPr>
+                  <m:t>,</m:t>
+                </m:r>
+                <m:r>
+                  <m:t>76.96</m:t>
+                </m:r>
+                <m:r>
+                  <m:t> </m:t>
+                </m:r>
+                <m:r>
+                  <m:rPr>
+                    <m:nor/>
+                    <m:sty m:val="p"/>
+                  </m:rPr>
+                  <m:t>g</m:t>
+                </m:r>
+                <m:r>
+                  <m:rPr>
+                    <m:sty m:val="p"/>
+                  </m:rPr>
+                  <m:t>]</m:t>
+                </m:r>
               </m:oMath>
             </m:oMathPara>
           </w:p>
@@ -6288,18 +6326,18 @@
                 <wp:inline>
                   <wp:extent cx="152400" cy="152400"/>
                   <wp:effectExtent b="0" l="0" r="0" t="0"/>
-                  <wp:docPr descr="" title="" id="60" name="Picture"/>
+                  <wp:docPr descr="" title="" id="49" name="Picture"/>
                   <a:graphic>
                     <a:graphicData uri="http://schemas.openxmlformats.org/drawingml/2006/picture">
                       <pic:pic>
                         <pic:nvPicPr>
-                          <pic:cNvPr descr="/Applications/quarto/share/formats/docx/note.png" id="61" name="Picture"/>
+                          <pic:cNvPr descr="/Applications/quarto/share/formats/docx/note.png" id="50" name="Picture"/>
                           <pic:cNvPicPr>
                             <a:picLocks noChangeArrowheads="1" noChangeAspect="1"/>
                           </pic:cNvPicPr>
                         </pic:nvPicPr>
                         <pic:blipFill>
-                          <a:blip r:embed="rId29"/>
+                          <a:blip r:embed="rId18"/>
                           <a:stretch>
                             <a:fillRect/>
                           </a:stretch>
@@ -6403,184 +6441,168 @@
                 <m:jc m:val="center"/>
               </m:oMathParaPr>
               <m:oMath>
-                <m:m>
-                  <m:mPr>
-                    <m:baseJc m:val="center"/>
-                    <m:plcHide m:val="on"/>
-                    <m:mcs>
-                      <m:mc>
-                        <m:mcPr>
-                          <m:mcJc m:val="right"/>
-                          <m:count m:val="1"/>
-                        </m:mcPr>
-                      </m:mc>
-                      <m:mc>
-                        <m:mcPr>
-                          <m:mcJc m:val="left"/>
-                          <m:count m:val="1"/>
-                        </m:mcPr>
-                      </m:mc>
-                    </m:mcs>
-                  </m:mPr>
-                  <m:mr>
-                    <m:e>
-                      <m:r>
-                        <m:rPr>
-                          <m:nor/>
-                          <m:sty m:val="p"/>
-                          <m:scr m:val="sans-serif"/>
-                        </m:rPr>
-                        <m:t>A </m:t>
-                      </m:r>
-                      <m:r>
-                        <m:t>90</m:t>
-                      </m:r>
-                      <m:r>
-                        <m:rPr>
-                          <m:sty m:val="p"/>
-                        </m:rPr>
-                        <m:t>%</m:t>
-                      </m:r>
-                      <m:r>
-                        <m:rPr>
-                          <m:nor/>
-                          <m:sty m:val="p"/>
-                          <m:scr m:val="sans-serif"/>
-                        </m:rPr>
-                        <m:t> CI </m:t>
-                      </m:r>
-                    </m:e>
-                    <m:e>
-                      <m:r>
-                        <m:rPr>
-                          <m:sty m:val="p"/>
-                        </m:rPr>
-                        <m:t>=</m:t>
-                      </m:r>
-                      <m:d>
-                        <m:dPr>
-                          <m:begChr m:val="["/>
-                          <m:sepChr m:val=""/>
-                          <m:endChr m:val="]"/>
-                          <m:grow/>
-                        </m:dPr>
-                        <m:e>
-                          <m:r>
-                            <m:t>73.36</m:t>
-                          </m:r>
-                          <m:r>
-                            <m:t> </m:t>
-                          </m:r>
-                          <m:r>
-                            <m:rPr>
-                              <m:nor/>
-                              <m:sty m:val="p"/>
-                            </m:rPr>
-                            <m:t>g</m:t>
-                          </m:r>
-                          <m:r>
-                            <m:rPr>
-                              <m:sty m:val="p"/>
-                            </m:rPr>
-                            <m:t>,</m:t>
-                          </m:r>
-                          <m:r>
-                            <m:t>76.64</m:t>
-                          </m:r>
-                          <m:r>
-                            <m:t> </m:t>
-                          </m:r>
-                          <m:r>
-                            <m:rPr>
-                              <m:nor/>
-                              <m:sty m:val="p"/>
-                            </m:rPr>
-                            <m:t>g</m:t>
-                          </m:r>
-                        </m:e>
-                      </m:d>
-                    </m:e>
-                  </m:mr>
-                  <m:mr>
-                    <m:e>
-                      <m:r>
-                        <m:rPr>
-                          <m:nor/>
-                          <m:sty m:val="p"/>
-                          <m:scr m:val="sans-serif"/>
-                        </m:rPr>
-                        <m:t>A </m:t>
-                      </m:r>
-                      <m:r>
-                        <m:t>99</m:t>
-                      </m:r>
-                      <m:r>
-                        <m:rPr>
-                          <m:sty m:val="p"/>
-                        </m:rPr>
-                        <m:t>%</m:t>
-                      </m:r>
-                      <m:r>
-                        <m:rPr>
-                          <m:nor/>
-                          <m:sty m:val="p"/>
-                          <m:scr m:val="sans-serif"/>
-                        </m:rPr>
-                        <m:t> CI </m:t>
-                      </m:r>
-                    </m:e>
-                    <m:e>
-                      <m:r>
-                        <m:rPr>
-                          <m:sty m:val="p"/>
-                        </m:rPr>
-                        <m:t>=</m:t>
-                      </m:r>
-                      <m:d>
-                        <m:dPr>
-                          <m:begChr m:val="["/>
-                          <m:sepChr m:val=""/>
-                          <m:endChr m:val="]"/>
-                          <m:grow/>
-                        </m:dPr>
-                        <m:e>
-                          <m:r>
-                            <m:t>72.424</m:t>
-                          </m:r>
-                          <m:r>
-                            <m:t> </m:t>
-                          </m:r>
-                          <m:r>
-                            <m:rPr>
-                              <m:nor/>
-                              <m:sty m:val="p"/>
-                            </m:rPr>
-                            <m:t>g</m:t>
-                          </m:r>
-                          <m:r>
-                            <m:rPr>
-                              <m:sty m:val="p"/>
-                            </m:rPr>
-                            <m:t>,</m:t>
-                          </m:r>
-                          <m:r>
-                            <m:t>77.576</m:t>
-                          </m:r>
-                          <m:r>
-                            <m:t> </m:t>
-                          </m:r>
-                          <m:r>
-                            <m:rPr>
-                              <m:nor/>
-                              <m:sty m:val="p"/>
-                            </m:rPr>
-                            <m:t>g</m:t>
-                          </m:r>
-                        </m:e>
-                      </m:d>
-                    </m:e>
-                  </m:mr>
-                </m:m>
+                <m:eqArr>
+                  <m:e>
+                    <m:r>
+                      <m:rPr>
+                        <m:nor/>
+                        <m:scr m:val="sans-serif"/>
+                        <m:sty m:val="p"/>
+                      </m:rPr>
+                      <m:t>A </m:t>
+                    </m:r>
+                    <m:r>
+                      <m:t>90</m:t>
+                    </m:r>
+                    <m:r>
+                      <m:rPr>
+                        <m:sty m:val="p"/>
+                      </m:rPr>
+                      <m:t>%</m:t>
+                    </m:r>
+                    <m:r>
+                      <m:rPr>
+                        <m:nor/>
+                        <m:scr m:val="sans-serif"/>
+                        <m:sty m:val="p"/>
+                      </m:rPr>
+                      <m:t> CI </m:t>
+                    </m:r>
+                    <m:r>
+                      <m:t>&amp;</m:t>
+                    </m:r>
+                    <m:r>
+                      <m:rPr>
+                        <m:sty m:val="p"/>
+                      </m:rPr>
+                      <m:t>=</m:t>
+                    </m:r>
+                    <m:r>
+                      <m:rPr>
+                        <m:sty m:val="p"/>
+                      </m:rPr>
+                      <m:t>[</m:t>
+                    </m:r>
+                    <m:r>
+                      <m:t>73.36</m:t>
+                    </m:r>
+                    <m:r>
+                      <m:t> </m:t>
+                    </m:r>
+                    <m:r>
+                      <m:rPr>
+                        <m:nor/>
+                        <m:sty m:val="p"/>
+                      </m:rPr>
+                      <m:t>g</m:t>
+                    </m:r>
+                    <m:r>
+                      <m:rPr>
+                        <m:sty m:val="p"/>
+                      </m:rPr>
+                      <m:t>,</m:t>
+                    </m:r>
+                    <m:r>
+                      <m:t>76.64</m:t>
+                    </m:r>
+                    <m:r>
+                      <m:t> </m:t>
+                    </m:r>
+                    <m:r>
+                      <m:rPr>
+                        <m:nor/>
+                        <m:sty m:val="p"/>
+                      </m:rPr>
+                      <m:t>g</m:t>
+                    </m:r>
+                    <m:r>
+                      <m:rPr>
+                        <m:sty m:val="p"/>
+                      </m:rPr>
+                      <m:t>]</m:t>
+                    </m:r>
+                  </m:e>
+                  <m:e>
+                    <m:r>
+                      <m:rPr>
+                        <m:nor/>
+                        <m:scr m:val="sans-serif"/>
+                        <m:sty m:val="p"/>
+                      </m:rPr>
+                      <m:t>A </m:t>
+                    </m:r>
+                    <m:r>
+                      <m:t>99</m:t>
+                    </m:r>
+                    <m:r>
+                      <m:rPr>
+                        <m:sty m:val="p"/>
+                      </m:rPr>
+                      <m:t>%</m:t>
+                    </m:r>
+                    <m:r>
+                      <m:rPr>
+                        <m:nor/>
+                        <m:scr m:val="sans-serif"/>
+                        <m:sty m:val="p"/>
+                      </m:rPr>
+                      <m:t> CI </m:t>
+                    </m:r>
+                    <m:r>
+                      <m:t>&amp;</m:t>
+                    </m:r>
+                    <m:r>
+                      <m:rPr>
+                        <m:sty m:val="p"/>
+                      </m:rPr>
+                      <m:t>=</m:t>
+                    </m:r>
+                    <m:r>
+                      <m:rPr>
+                        <m:sty m:val="p"/>
+                      </m:rPr>
+                      <m:t>[</m:t>
+                    </m:r>
+                    <m:r>
+                      <m:t>72.424</m:t>
+                    </m:r>
+                    <m:r>
+                      <m:t> </m:t>
+                    </m:r>
+                    <m:r>
+                      <m:rPr>
+                        <m:nor/>
+                        <m:sty m:val="p"/>
+                      </m:rPr>
+                      <m:t>g</m:t>
+                    </m:r>
+                    <m:r>
+                      <m:rPr>
+                        <m:sty m:val="p"/>
+                      </m:rPr>
+                      <m:t>,</m:t>
+                    </m:r>
+                    <m:r>
+                      <m:t>77.576</m:t>
+                    </m:r>
+                    <m:r>
+                      <m:t> </m:t>
+                    </m:r>
+                    <m:r>
+                      <m:rPr>
+                        <m:nor/>
+                        <m:sty m:val="p"/>
+                      </m:rPr>
+                      <m:t>g</m:t>
+                    </m:r>
+                    <m:r>
+                      <m:rPr>
+                        <m:sty m:val="p"/>
+                      </m:rPr>
+                      <m:t>]</m:t>
+                    </m:r>
+                  </m:e>
+                </m:eqArr>
               </m:oMath>
             </m:oMathPara>
           </w:p>
@@ -6705,18 +6727,18 @@
                 <wp:inline>
                   <wp:extent cx="152400" cy="152400"/>
                   <wp:effectExtent b="0" l="0" r="0" t="0"/>
-                  <wp:docPr descr="" title="" id="62" name="Picture"/>
+                  <wp:docPr descr="" title="" id="51" name="Picture"/>
                   <a:graphic>
                     <a:graphicData uri="http://schemas.openxmlformats.org/drawingml/2006/picture">
                       <pic:pic>
                         <pic:nvPicPr>
-                          <pic:cNvPr descr="/Applications/quarto/share/formats/docx/note.png" id="63" name="Picture"/>
+                          <pic:cNvPr descr="/Applications/quarto/share/formats/docx/note.png" id="52" name="Picture"/>
                           <pic:cNvPicPr>
                             <a:picLocks noChangeArrowheads="1" noChangeAspect="1"/>
                           </pic:cNvPicPr>
                         </pic:nvPicPr>
                         <pic:blipFill>
-                          <a:blip r:embed="rId29"/>
+                          <a:blip r:embed="rId18"/>
                           <a:stretch>
                             <a:fillRect/>
                           </a:stretch>
@@ -7192,8 +7214,8 @@
                 <m:r>
                   <m:rPr>
                     <m:nor/>
+                    <m:scr m:val="sans-serif"/>
                     <m:sty m:val="p"/>
-                    <m:scr m:val="sans-serif"/>
                   </m:rPr>
                   <m:t> to 3dp.</m:t>
                 </m:r>
@@ -7249,8 +7271,8 @@
                 <m:r>
                   <m:rPr>
                     <m:nor/>
+                    <m:scr m:val="sans-serif"/>
                     <m:sty m:val="p"/>
-                    <m:scr m:val="sans-serif"/>
                   </m:rPr>
                   <m:t> CI </m:t>
                 </m:r>
@@ -7260,137 +7282,145 @@
                   </m:rPr>
                   <m:t>=</m:t>
                 </m:r>
-                <m:d>
-                  <m:dPr>
-                    <m:begChr m:val="["/>
-                    <m:sepChr m:val=""/>
-                    <m:endChr m:val="]"/>
-                    <m:grow/>
-                  </m:dPr>
-                  <m:e>
-                    <m:d>
-                      <m:dPr>
-                        <m:begChr m:val="("/>
-                        <m:sepChr m:val=""/>
-                        <m:endChr m:val=")"/>
-                        <m:grow/>
-                      </m:dPr>
-                      <m:e>
-                        <m:r>
-                          <m:t>84</m:t>
-                        </m:r>
-                        <m:r>
-                          <m:rPr>
-                            <m:sty m:val="p"/>
-                          </m:rPr>
-                          <m:t>−</m:t>
-                        </m:r>
-                        <m:r>
-                          <m:t>2.122</m:t>
-                        </m:r>
-                      </m:e>
-                    </m:d>
-                    <m:r>
-                      <m:t> </m:t>
-                    </m:r>
-                    <m:r>
-                      <m:rPr>
-                        <m:nor/>
-                        <m:sty m:val="p"/>
-                      </m:rPr>
-                      <m:t>g</m:t>
-                    </m:r>
-                    <m:r>
-                      <m:rPr>
-                        <m:sty m:val="p"/>
-                      </m:rPr>
-                      <m:t>,</m:t>
-                    </m:r>
-                    <m:d>
-                      <m:dPr>
-                        <m:begChr m:val="("/>
-                        <m:sepChr m:val=""/>
-                        <m:endChr m:val=")"/>
-                        <m:grow/>
-                      </m:dPr>
-                      <m:e>
-                        <m:r>
-                          <m:t>84</m:t>
-                        </m:r>
-                        <m:r>
-                          <m:rPr>
-                            <m:sty m:val="p"/>
-                          </m:rPr>
-                          <m:t>+</m:t>
-                        </m:r>
-                        <m:r>
-                          <m:t>2.122</m:t>
-                        </m:r>
-                      </m:e>
-                    </m:d>
-                    <m:r>
-                      <m:t> </m:t>
-                    </m:r>
-                    <m:r>
-                      <m:rPr>
-                        <m:nor/>
-                        <m:sty m:val="p"/>
-                      </m:rPr>
-                      <m:t>g</m:t>
-                    </m:r>
-                  </m:e>
-                </m:d>
+                <m:r>
+                  <m:rPr>
+                    <m:sty m:val="p"/>
+                  </m:rPr>
+                  <m:t>[</m:t>
+                </m:r>
+                <m:r>
+                  <m:rPr>
+                    <m:sty m:val="p"/>
+                  </m:rPr>
+                  <m:t>(</m:t>
+                </m:r>
+                <m:r>
+                  <m:t>84</m:t>
+                </m:r>
+                <m:r>
+                  <m:rPr>
+                    <m:sty m:val="p"/>
+                  </m:rPr>
+                  <m:t>−</m:t>
+                </m:r>
+                <m:r>
+                  <m:t>2.122</m:t>
+                </m:r>
+                <m:r>
+                  <m:rPr>
+                    <m:sty m:val="p"/>
+                  </m:rPr>
+                  <m:t>)</m:t>
+                </m:r>
+                <m:r>
+                  <m:t> </m:t>
+                </m:r>
+                <m:r>
+                  <m:rPr>
+                    <m:nor/>
+                    <m:sty m:val="p"/>
+                  </m:rPr>
+                  <m:t>g</m:t>
+                </m:r>
+                <m:r>
+                  <m:rPr>
+                    <m:sty m:val="p"/>
+                  </m:rPr>
+                  <m:t>,</m:t>
+                </m:r>
+                <m:r>
+                  <m:rPr>
+                    <m:sty m:val="p"/>
+                  </m:rPr>
+                  <m:t>(</m:t>
+                </m:r>
+                <m:r>
+                  <m:t>84</m:t>
+                </m:r>
+                <m:r>
+                  <m:rPr>
+                    <m:sty m:val="p"/>
+                  </m:rPr>
+                  <m:t>+</m:t>
+                </m:r>
+                <m:r>
+                  <m:t>2.122</m:t>
+                </m:r>
+                <m:r>
+                  <m:rPr>
+                    <m:sty m:val="p"/>
+                  </m:rPr>
+                  <m:t>)</m:t>
+                </m:r>
+                <m:r>
+                  <m:t> </m:t>
+                </m:r>
+                <m:r>
+                  <m:rPr>
+                    <m:nor/>
+                    <m:sty m:val="p"/>
+                  </m:rPr>
+                  <m:t>g</m:t>
+                </m:r>
+                <m:r>
+                  <m:rPr>
+                    <m:sty m:val="p"/>
+                  </m:rPr>
+                  <m:t>]</m:t>
+                </m:r>
                 <m:r>
                   <m:rPr>
                     <m:sty m:val="p"/>
                   </m:rPr>
                   <m:t>=</m:t>
                 </m:r>
-                <m:d>
-                  <m:dPr>
-                    <m:begChr m:val="["/>
-                    <m:sepChr m:val=""/>
-                    <m:endChr m:val="]"/>
-                    <m:grow/>
-                  </m:dPr>
-                  <m:e>
-                    <m:r>
-                      <m:t>81.878</m:t>
-                    </m:r>
-                    <m:r>
-                      <m:t> </m:t>
-                    </m:r>
-                    <m:r>
-                      <m:rPr>
-                        <m:nor/>
-                        <m:sty m:val="p"/>
-                      </m:rPr>
-                      <m:t>g</m:t>
-                    </m:r>
-                    <m:r>
-                      <m:t> </m:t>
-                    </m:r>
-                    <m:r>
-                      <m:rPr>
-                        <m:sty m:val="p"/>
-                      </m:rPr>
-                      <m:t>,</m:t>
-                    </m:r>
-                    <m:r>
-                      <m:t>86.122</m:t>
-                    </m:r>
-                    <m:r>
-                      <m:t> </m:t>
-                    </m:r>
-                    <m:r>
-                      <m:rPr>
-                        <m:nor/>
-                        <m:sty m:val="p"/>
-                      </m:rPr>
-                      <m:t>g</m:t>
-                    </m:r>
-                  </m:e>
-                </m:d>
+                <m:r>
+                  <m:rPr>
+                    <m:sty m:val="p"/>
+                  </m:rPr>
+                  <m:t>[</m:t>
+                </m:r>
+                <m:r>
+                  <m:t>81.878</m:t>
+                </m:r>
+                <m:r>
+                  <m:t> </m:t>
+                </m:r>
+                <m:r>
+                  <m:rPr>
+                    <m:nor/>
+                    <m:sty m:val="p"/>
+                  </m:rPr>
+                  <m:t>g</m:t>
+                </m:r>
+                <m:r>
+                  <m:t> </m:t>
+                </m:r>
+                <m:r>
+                  <m:rPr>
+                    <m:sty m:val="p"/>
+                  </m:rPr>
+                  <m:t>,</m:t>
+                </m:r>
+                <m:r>
+                  <m:t>86.122</m:t>
+                </m:r>
+                <m:r>
+                  <m:t> </m:t>
+                </m:r>
+                <m:r>
+                  <m:rPr>
+                    <m:nor/>
+                    <m:sty m:val="p"/>
+                  </m:rPr>
+                  <m:t>g</m:t>
+                </m:r>
+                <m:r>
+                  <m:rPr>
+                    <m:sty m:val="p"/>
+                  </m:rPr>
+                  <m:t>]</m:t>
+                </m:r>
               </m:oMath>
             </m:oMathPara>
           </w:p>
@@ -7408,9 +7438,9 @@
         </w:tc>
       </w:tr>
     </w:tbl>
-    <w:bookmarkEnd w:id="64"/>
-    <w:bookmarkEnd w:id="65"/>
-    <w:bookmarkStart w:id="70" w:name="applications-of-confidence-intervals"/>
+    <w:bookmarkEnd w:id="53"/>
+    <w:bookmarkEnd w:id="54"/>
+    <w:bookmarkStart w:id="59" w:name="applications-of-confidence-intervals"/>
     <w:p>
       <w:pPr>
         <w:pStyle w:val="Heading1"/>
@@ -7685,18 +7715,18 @@
                 <wp:inline>
                   <wp:extent cx="152400" cy="152400"/>
                   <wp:effectExtent b="0" l="0" r="0" t="0"/>
-                  <wp:docPr descr="" title="" id="66" name="Picture"/>
+                  <wp:docPr descr="" title="" id="55" name="Picture"/>
                   <a:graphic>
                     <a:graphicData uri="http://schemas.openxmlformats.org/drawingml/2006/picture">
                       <pic:pic>
                         <pic:nvPicPr>
-                          <pic:cNvPr descr="/Applications/quarto/share/formats/docx/note.png" id="67" name="Picture"/>
+                          <pic:cNvPr descr="/Applications/quarto/share/formats/docx/note.png" id="56" name="Picture"/>
                           <pic:cNvPicPr>
                             <a:picLocks noChangeArrowheads="1" noChangeAspect="1"/>
                           </pic:cNvPicPr>
                         </pic:nvPicPr>
                         <pic:blipFill>
-                          <a:blip r:embed="rId29"/>
+                          <a:blip r:embed="rId18"/>
                           <a:stretch>
                             <a:fillRect/>
                           </a:stretch>
@@ -8001,18 +8031,18 @@
                 <wp:inline>
                   <wp:extent cx="152400" cy="152400"/>
                   <wp:effectExtent b="0" l="0" r="0" t="0"/>
-                  <wp:docPr descr="" title="" id="68" name="Picture"/>
+                  <wp:docPr descr="" title="" id="57" name="Picture"/>
                   <a:graphic>
                     <a:graphicData uri="http://schemas.openxmlformats.org/drawingml/2006/picture">
                       <pic:pic>
                         <pic:nvPicPr>
-                          <pic:cNvPr descr="/Applications/quarto/share/formats/docx/note.png" id="69" name="Picture"/>
+                          <pic:cNvPr descr="/Applications/quarto/share/formats/docx/note.png" id="58" name="Picture"/>
                           <pic:cNvPicPr>
                             <a:picLocks noChangeArrowheads="1" noChangeAspect="1"/>
                           </pic:cNvPicPr>
                         </pic:nvPicPr>
                         <pic:blipFill>
-                          <a:blip r:embed="rId29"/>
+                          <a:blip r:embed="rId18"/>
                           <a:stretch>
                             <a:fillRect/>
                           </a:stretch>
@@ -8110,34 +8140,36 @@
               <w:t xml:space="preserve"> </w:t>
             </w:r>
             <m:oMath>
-              <m:d>
-                <m:dPr>
-                  <m:begChr m:val="["/>
-                  <m:sepChr m:val=""/>
-                  <m:endChr m:val="]"/>
-                  <m:grow/>
-                </m:dPr>
-                <m:e>
-                  <m:r>
-                    <m:t>100.00</m:t>
-                  </m:r>
-                  <m:r>
-                    <m:t>g</m:t>
-                  </m:r>
-                  <m:r>
-                    <m:rPr>
-                      <m:sty m:val="p"/>
-                    </m:rPr>
-                    <m:t>,</m:t>
-                  </m:r>
-                  <m:r>
-                    <m:t>104.00</m:t>
-                  </m:r>
-                  <m:r>
-                    <m:t>g</m:t>
-                  </m:r>
-                </m:e>
-              </m:d>
+              <m:r>
+                <m:rPr>
+                  <m:sty m:val="p"/>
+                </m:rPr>
+                <m:t>[</m:t>
+              </m:r>
+              <m:r>
+                <m:t>100.00</m:t>
+              </m:r>
+              <m:r>
+                <m:t>g</m:t>
+              </m:r>
+              <m:r>
+                <m:rPr>
+                  <m:sty m:val="p"/>
+                </m:rPr>
+                <m:t>,</m:t>
+              </m:r>
+              <m:r>
+                <m:t>104.00</m:t>
+              </m:r>
+              <m:r>
+                <m:t>g</m:t>
+              </m:r>
+              <m:r>
+                <m:rPr>
+                  <m:sty m:val="p"/>
+                </m:rPr>
+                <m:t>]</m:t>
+              </m:r>
             </m:oMath>
             <w:r>
               <w:t xml:space="preserve"> </w:t>
@@ -8313,28 +8345,30 @@
                 </m:rPr>
                 <m:t>=</m:t>
               </m:r>
-              <m:d>
-                <m:dPr>
-                  <m:begChr m:val="("/>
-                  <m:sepChr m:val=""/>
-                  <m:endChr m:val=")"/>
-                  <m:grow/>
-                </m:dPr>
-                <m:e>
-                  <m:r>
-                    <m:t>104</m:t>
-                  </m:r>
-                  <m:r>
-                    <m:rPr>
-                      <m:sty m:val="p"/>
-                    </m:rPr>
-                    <m:t>−</m:t>
-                  </m:r>
-                  <m:r>
-                    <m:t>102</m:t>
-                  </m:r>
-                </m:e>
-              </m:d>
+              <m:r>
+                <m:rPr>
+                  <m:sty m:val="p"/>
+                </m:rPr>
+                <m:t>(</m:t>
+              </m:r>
+              <m:r>
+                <m:t>104</m:t>
+              </m:r>
+              <m:r>
+                <m:rPr>
+                  <m:sty m:val="p"/>
+                </m:rPr>
+                <m:t>−</m:t>
+              </m:r>
+              <m:r>
+                <m:t>102</m:t>
+              </m:r>
+              <m:r>
+                <m:rPr>
+                  <m:sty m:val="p"/>
+                </m:rPr>
+                <m:t>)</m:t>
+              </m:r>
               <m:r>
                 <m:t> </m:t>
               </m:r>
@@ -8709,8 +8743,8 @@
                 <m:r>
                   <m:rPr>
                     <m:nor/>
+                    <m:scr m:val="sans-serif"/>
                     <m:sty m:val="p"/>
-                    <m:scr m:val="sans-serif"/>
                   </m:rPr>
                   <m:t> to 2dp.</m:t>
                 </m:r>
@@ -8731,8 +8765,8 @@
         </w:tc>
       </w:tr>
     </w:tbl>
-    <w:bookmarkEnd w:id="70"/>
-    <w:bookmarkStart w:id="71" w:name="quick-check-problems"/>
+    <w:bookmarkEnd w:id="59"/>
+    <w:bookmarkStart w:id="60" w:name="quick-check-problems"/>
     <w:p>
       <w:pPr>
         <w:pStyle w:val="Heading1"/>
@@ -8776,48 +8810,50 @@
         <w:t xml:space="preserve"> </w:t>
       </w:r>
       <m:oMath>
-        <m:d>
-          <m:dPr>
-            <m:begChr m:val="["/>
-            <m:sepChr m:val=""/>
-            <m:endChr m:val="]"/>
-            <m:grow/>
-          </m:dPr>
-          <m:e>
-            <m:r>
-              <m:t>29.1</m:t>
-            </m:r>
-            <m:r>
-              <m:t> </m:t>
-            </m:r>
-            <m:r>
-              <m:rPr>
-                <m:nor/>
-                <m:sty m:val="p"/>
-              </m:rPr>
-              <m:t>mm</m:t>
-            </m:r>
-            <m:r>
-              <m:rPr>
-                <m:sty m:val="p"/>
-              </m:rPr>
-              <m:t>,</m:t>
-            </m:r>
-            <m:r>
-              <m:t>32.9</m:t>
-            </m:r>
-            <m:r>
-              <m:t> </m:t>
-            </m:r>
-            <m:r>
-              <m:rPr>
-                <m:nor/>
-                <m:sty m:val="p"/>
-              </m:rPr>
-              <m:t>mm</m:t>
-            </m:r>
-          </m:e>
-        </m:d>
+        <m:r>
+          <m:rPr>
+            <m:sty m:val="p"/>
+          </m:rPr>
+          <m:t>[</m:t>
+        </m:r>
+        <m:r>
+          <m:t>29.1</m:t>
+        </m:r>
+        <m:r>
+          <m:t> </m:t>
+        </m:r>
+        <m:r>
+          <m:rPr>
+            <m:nor/>
+            <m:sty m:val="p"/>
+          </m:rPr>
+          <m:t>mm</m:t>
+        </m:r>
+        <m:r>
+          <m:rPr>
+            <m:sty m:val="p"/>
+          </m:rPr>
+          <m:t>,</m:t>
+        </m:r>
+        <m:r>
+          <m:t>32.9</m:t>
+        </m:r>
+        <m:r>
+          <m:t> </m:t>
+        </m:r>
+        <m:r>
+          <m:rPr>
+            <m:nor/>
+            <m:sty m:val="p"/>
+          </m:rPr>
+          <m:t>mm</m:t>
+        </m:r>
+        <m:r>
+          <m:rPr>
+            <m:sty m:val="p"/>
+          </m:rPr>
+          <m:t>]</m:t>
+        </m:r>
       </m:oMath>
       <w:r>
         <w:t xml:space="preserve">. Below are three statements about this working; two are false, and one is true. Select the true statement:</w:t>
@@ -9077,8 +9113,8 @@
         <w:t xml:space="preserve">What are the extremes of the normal distribution called?</w:t>
       </w:r>
     </w:p>
-    <w:bookmarkEnd w:id="71"/>
-    <w:bookmarkStart w:id="74" w:name="further-reading"/>
+    <w:bookmarkEnd w:id="60"/>
+    <w:bookmarkStart w:id="63" w:name="further-reading"/>
     <w:p>
       <w:pPr>
         <w:pStyle w:val="Heading1"/>
@@ -9091,7 +9127,7 @@
       <w:pPr>
         <w:pStyle w:val="FirstParagraph"/>
       </w:pPr>
-      <w:hyperlink r:id="rId72">
+      <w:hyperlink r:id="rId61">
         <w:r>
           <w:rPr>
             <w:rStyle w:val="Hyperlink"/>
@@ -9104,7 +9140,7 @@
       <w:pPr>
         <w:pStyle w:val="BodyText"/>
       </w:pPr>
-      <w:hyperlink r:id="rId73">
+      <w:hyperlink r:id="rId62">
         <w:r>
           <w:rPr>
             <w:rStyle w:val="Hyperlink"/>
@@ -9113,8 +9149,8 @@
         </w:r>
       </w:hyperlink>
     </w:p>
-    <w:bookmarkEnd w:id="74"/>
-    <w:bookmarkStart w:id="76" w:name="version-history"/>
+    <w:bookmarkEnd w:id="63"/>
+    <w:bookmarkStart w:id="65" w:name="version-history"/>
     <w:p>
       <w:pPr>
         <w:pStyle w:val="Heading1"/>
@@ -9135,7 +9171,7 @@
       <w:pPr>
         <w:pStyle w:val="BodyText"/>
       </w:pPr>
-      <w:hyperlink r:id="rId75">
+      <w:hyperlink r:id="rId64">
         <w:r>
           <w:rPr>
             <w:rStyle w:val="Hyperlink"/>
@@ -9144,7 +9180,7 @@
         </w:r>
       </w:hyperlink>
     </w:p>
-    <w:bookmarkEnd w:id="76"/>
+    <w:bookmarkEnd w:id="65"/>
     <w:sectPr>
       <w:pgSz w:h="15840" w:w="12240"/>
       <w:pgMar w:bottom="1440" w:footer="720" w:gutter="0" w:header="720" w:left="1440" w:right="1440" w:top="1440"/>
